--- a/Exception handling documents.docx
+++ b/Exception handling documents.docx
@@ -7862,6 +7862,9 @@
       </w:r>
       <w:proofErr w:type="spellStart"/>
       <w:r>
+        <w:rPr>
+          <w:highlight w:val="yellow"/>
+        </w:rPr>
         <w:t>RuntimeException</w:t>
       </w:r>
       <w:proofErr w:type="spellEnd"/>
@@ -8218,6 +8221,9 @@
       </w:r>
       <w:proofErr w:type="spellEnd"/>
       <w:r>
+        <w:t xml:space="preserve"> or DAO (Data Access Object) </w:t>
+      </w:r>
+      <w:r>
         <w:br/>
         <w:t xml:space="preserve">Service wraps it into unchecked </w:t>
       </w:r>
@@ -8785,38 +8791,6 @@
           <w:bCs/>
         </w:rPr>
       </w:pPr>
-    </w:p>
-    <w:p>
-      <w:pPr>
-        <w:rPr>
-          <w:b/>
-          <w:bCs/>
-        </w:rPr>
-      </w:pPr>
-    </w:p>
-    <w:p>
-      <w:pPr>
-        <w:rPr>
-          <w:b/>
-          <w:bCs/>
-        </w:rPr>
-      </w:pPr>
-    </w:p>
-    <w:p>
-      <w:pPr>
-        <w:rPr>
-          <w:b/>
-          <w:bCs/>
-        </w:rPr>
-      </w:pPr>
-    </w:p>
-    <w:p>
-      <w:pPr>
-        <w:rPr>
-          <w:b/>
-          <w:bCs/>
-        </w:rPr>
-      </w:pPr>
       <w:r>
         <w:rPr>
           <w:b/>
@@ -8879,7 +8853,6 @@
     </w:p>
     <w:p>
       <w:r>
-        <w:lastRenderedPageBreak/>
         <w:t>This continues until</w:t>
       </w:r>
       <w:r>
@@ -8930,6 +8903,7 @@
     </w:p>
     <w:p>
       <w:r>
+        <w:lastRenderedPageBreak/>
         <w:t>When methods call each other, JVM creates a stack:</w:t>
       </w:r>
     </w:p>
@@ -9249,7 +9223,6 @@
     </w:p>
     <w:p>
       <w:r>
-        <w:lastRenderedPageBreak/>
         <w:t>Program crashes because not handled.</w:t>
       </w:r>
     </w:p>
@@ -9309,6 +9282,9 @@
       </w:r>
       <w:r>
         <w:br/>
+      </w:r>
+      <w:r>
+        <w:lastRenderedPageBreak/>
         <w:t xml:space="preserve">        int x = 10 / 0;</w:t>
       </w:r>
       <w:r>
@@ -9607,53 +9583,51 @@
       </w:r>
       <w:r>
         <w:br/>
-      </w:r>
+        <w:t xml:space="preserve">    at </w:t>
+      </w:r>
+      <w:proofErr w:type="spellStart"/>
+      <w:r>
+        <w:t>PropagationDemo.methodA</w:t>
+      </w:r>
+      <w:proofErr w:type="spellEnd"/>
+      <w:r>
+        <w:t>(PropagationDemo.java:13)</w:t>
+      </w:r>
+      <w:r>
+        <w:br/>
+        <w:t xml:space="preserve">    at </w:t>
+      </w:r>
+      <w:proofErr w:type="spellStart"/>
+      <w:r>
+        <w:t>PropagationDemo.main</w:t>
+      </w:r>
+      <w:proofErr w:type="spellEnd"/>
+      <w:r>
+        <w:t>(PropagationDemo.java:17)</w:t>
+      </w:r>
+    </w:p>
+    <w:p>
+      <w:r>
+        <w:t>Reading Stack Trace</w:t>
+      </w:r>
+    </w:p>
+    <w:p>
+      <w:r>
+        <w:t>Bottom → Entry point</w:t>
+      </w:r>
+      <w:r>
+        <w:br/>
+        <w:t>Top → Root cause</w:t>
+      </w:r>
+    </w:p>
+    <w:p>
+      <w:r>
+        <w:t>Root cause is first line after exception type.</w:t>
+      </w:r>
+    </w:p>
+    <w:p>
       <w:r>
         <w:lastRenderedPageBreak/>
-        <w:t xml:space="preserve">    at </w:t>
-      </w:r>
-      <w:proofErr w:type="spellStart"/>
-      <w:r>
-        <w:t>PropagationDemo.methodA</w:t>
-      </w:r>
-      <w:proofErr w:type="spellEnd"/>
-      <w:r>
-        <w:t>(PropagationDemo.java:13)</w:t>
-      </w:r>
-      <w:r>
-        <w:br/>
-        <w:t xml:space="preserve">    at </w:t>
-      </w:r>
-      <w:proofErr w:type="spellStart"/>
-      <w:r>
-        <w:t>PropagationDemo.main</w:t>
-      </w:r>
-      <w:proofErr w:type="spellEnd"/>
-      <w:r>
-        <w:t>(PropagationDemo.java:17)</w:t>
-      </w:r>
-    </w:p>
-    <w:p>
-      <w:r>
-        <w:t>Reading Stack Trace</w:t>
-      </w:r>
-    </w:p>
-    <w:p>
-      <w:r>
-        <w:t>Bottom → Entry point</w:t>
-      </w:r>
-      <w:r>
-        <w:br/>
-        <w:t>Top → Root cause</w:t>
-      </w:r>
-    </w:p>
-    <w:p>
-      <w:r>
-        <w:t>Root cause is first line after exception type.</w:t>
-      </w:r>
-    </w:p>
-    <w:p>
-      <w:r>
         <w:pict w14:anchorId="71B0E618">
           <v:rect id="_x0000_i1116" style="width:0;height:1.5pt" o:hralign="center" o:hrstd="t" o:hr="t" fillcolor="#a0a0a0" stroked="f"/>
         </w:pict>
@@ -9801,9 +9775,6 @@
       </w:r>
       <w:r>
         <w:br/>
-      </w:r>
-      <w:r>
-        <w:lastRenderedPageBreak/>
         <w:t xml:space="preserve">            </w:t>
       </w:r>
       <w:proofErr w:type="spellStart"/>
@@ -9856,6 +9827,7 @@
     </w:p>
     <w:p>
       <w:r>
+        <w:lastRenderedPageBreak/>
         <w:t>Compiler forces method signature to declare throws.</w:t>
       </w:r>
     </w:p>
@@ -10050,85 +10022,83 @@
       </w:r>
       <w:r>
         <w:br/>
+        <w:t xml:space="preserve">    static void </w:t>
+      </w:r>
+      <w:proofErr w:type="gramStart"/>
+      <w:r>
+        <w:t>validate(</w:t>
+      </w:r>
+      <w:proofErr w:type="gramEnd"/>
+      <w:r>
+        <w:t>int age) {</w:t>
+      </w:r>
+      <w:r>
+        <w:br/>
+        <w:t xml:space="preserve">        if (age &lt; 18) {</w:t>
+      </w:r>
+      <w:r>
+        <w:br/>
+        <w:t xml:space="preserve">            throw new </w:t>
+      </w:r>
+      <w:proofErr w:type="spellStart"/>
+      <w:r>
+        <w:t>IllegalArgumentException</w:t>
+      </w:r>
+      <w:proofErr w:type="spellEnd"/>
+      <w:r>
+        <w:t>("Underage");</w:t>
+      </w:r>
+      <w:r>
+        <w:br/>
+        <w:t xml:space="preserve">      </w:t>
+      </w:r>
+      <w:proofErr w:type="gramStart"/>
+      <w:r>
+        <w:t xml:space="preserve">  }</w:t>
+      </w:r>
+      <w:proofErr w:type="gramEnd"/>
+      <w:r>
+        <w:br/>
+        <w:t xml:space="preserve">  </w:t>
+      </w:r>
+      <w:proofErr w:type="gramStart"/>
+      <w:r>
+        <w:t xml:space="preserve">  }</w:t>
+      </w:r>
+      <w:proofErr w:type="gramEnd"/>
+      <w:r>
+        <w:br/>
+      </w:r>
+      <w:r>
+        <w:br/>
+        <w:t xml:space="preserve">    static void </w:t>
+      </w:r>
+      <w:proofErr w:type="gramStart"/>
+      <w:r>
+        <w:t>register(</w:t>
+      </w:r>
+      <w:proofErr w:type="gramEnd"/>
+      <w:r>
+        <w:t>int age) {</w:t>
+      </w:r>
+      <w:r>
+        <w:br/>
+        <w:t xml:space="preserve">        validate(age);</w:t>
+      </w:r>
+      <w:r>
+        <w:br/>
+        <w:t xml:space="preserve">  </w:t>
+      </w:r>
+      <w:proofErr w:type="gramStart"/>
+      <w:r>
+        <w:t xml:space="preserve">  }</w:t>
+      </w:r>
+      <w:proofErr w:type="gramEnd"/>
+      <w:r>
+        <w:br/>
       </w:r>
       <w:r>
         <w:lastRenderedPageBreak/>
-        <w:t xml:space="preserve">    static void </w:t>
-      </w:r>
-      <w:proofErr w:type="gramStart"/>
-      <w:r>
-        <w:t>validate(</w:t>
-      </w:r>
-      <w:proofErr w:type="gramEnd"/>
-      <w:r>
-        <w:t>int age) {</w:t>
-      </w:r>
-      <w:r>
-        <w:br/>
-        <w:t xml:space="preserve">        if (age &lt; 18) {</w:t>
-      </w:r>
-      <w:r>
-        <w:br/>
-        <w:t xml:space="preserve">            throw new </w:t>
-      </w:r>
-      <w:proofErr w:type="spellStart"/>
-      <w:r>
-        <w:t>IllegalArgumentException</w:t>
-      </w:r>
-      <w:proofErr w:type="spellEnd"/>
-      <w:r>
-        <w:t>("Underage");</w:t>
-      </w:r>
-      <w:r>
-        <w:br/>
-        <w:t xml:space="preserve">      </w:t>
-      </w:r>
-      <w:proofErr w:type="gramStart"/>
-      <w:r>
-        <w:t xml:space="preserve">  }</w:t>
-      </w:r>
-      <w:proofErr w:type="gramEnd"/>
-      <w:r>
-        <w:br/>
-        <w:t xml:space="preserve">  </w:t>
-      </w:r>
-      <w:proofErr w:type="gramStart"/>
-      <w:r>
-        <w:t xml:space="preserve">  }</w:t>
-      </w:r>
-      <w:proofErr w:type="gramEnd"/>
-      <w:r>
-        <w:br/>
-      </w:r>
-      <w:r>
-        <w:br/>
-        <w:t xml:space="preserve">    static void </w:t>
-      </w:r>
-      <w:proofErr w:type="gramStart"/>
-      <w:r>
-        <w:t>register(</w:t>
-      </w:r>
-      <w:proofErr w:type="gramEnd"/>
-      <w:r>
-        <w:t>int age) {</w:t>
-      </w:r>
-      <w:r>
-        <w:br/>
-        <w:t xml:space="preserve">        validate(age);</w:t>
-      </w:r>
-      <w:r>
-        <w:br/>
-        <w:t xml:space="preserve">  </w:t>
-      </w:r>
-      <w:proofErr w:type="gramStart"/>
-      <w:r>
-        <w:t xml:space="preserve">  }</w:t>
-      </w:r>
-      <w:proofErr w:type="gramEnd"/>
-      <w:r>
-        <w:br/>
-      </w:r>
-      <w:r>
         <w:br/>
         <w:t xml:space="preserve">    public static void </w:t>
       </w:r>
@@ -10330,7 +10300,6 @@
     </w:p>
     <w:p>
       <w:r>
-        <w:lastRenderedPageBreak/>
         <w:t>Original cause preserved.</w:t>
       </w:r>
     </w:p>
@@ -10372,6 +10341,7 @@
     </w:p>
     <w:p>
       <w:r>
+        <w:lastRenderedPageBreak/>
         <w:pict w14:anchorId="5806E69A">
           <v:rect id="_x0000_i1124" style="width:0;height:1.5pt" o:hralign="center" o:hrstd="t" o:hr="t" fillcolor="#a0a0a0" stroked="f"/>
         </w:pict>
@@ -10549,22 +10519,23 @@
       </w:r>
       <w:r>
         <w:br/>
-      </w:r>
+        <w:t>Stack trace shows execution path</w:t>
+      </w:r>
+      <w:r>
+        <w:br/>
+        <w:t>Root cause is first exception line</w:t>
+      </w:r>
+      <w:r>
+        <w:br/>
+        <w:t>Propagation is core debugging concept</w:t>
+      </w:r>
+    </w:p>
+    <w:p/>
+    <w:p/>
+    <w:p/>
+    <w:p>
       <w:r>
         <w:lastRenderedPageBreak/>
-        <w:t>Stack trace shows execution path</w:t>
-      </w:r>
-      <w:r>
-        <w:br/>
-        <w:t>Root cause is first exception line</w:t>
-      </w:r>
-      <w:r>
-        <w:br/>
-        <w:t>Propagation is core debugging concept</w:t>
-      </w:r>
-    </w:p>
-    <w:p>
-      <w:r>
         <w:pict w14:anchorId="4D7AF0C1">
           <v:rect id="_x0000_i1128" style="width:0;height:1.5pt" o:hralign="center" o:hrstd="t" o:hr="t" fillcolor="#a0a0a0" stroked="f"/>
         </w:pict>
@@ -10767,9 +10738,6 @@
       </w:r>
       <w:r>
         <w:br/>
-      </w:r>
-      <w:r>
-        <w:lastRenderedPageBreak/>
         <w:t>Better logging</w:t>
       </w:r>
       <w:r>
@@ -10796,6 +10764,7 @@
           <w:b/>
           <w:bCs/>
         </w:rPr>
+        <w:lastRenderedPageBreak/>
         <w:t>3. Creating Custom Checked Exception</w:t>
       </w:r>
     </w:p>
@@ -11083,25 +11052,25 @@
     </w:p>
     <w:p>
       <w:r>
+        <w:t xml:space="preserve">Extend </w:t>
+      </w:r>
+      <w:proofErr w:type="spellStart"/>
+      <w:r>
+        <w:t>RuntimeException</w:t>
+      </w:r>
+      <w:proofErr w:type="spellEnd"/>
+      <w:r>
+        <w:t>.</w:t>
+      </w:r>
+    </w:p>
+    <w:p>
+      <w:r>
+        <w:t>Example:</w:t>
+      </w:r>
+    </w:p>
+    <w:p>
+      <w:r>
         <w:lastRenderedPageBreak/>
-        <w:t xml:space="preserve">Extend </w:t>
-      </w:r>
-      <w:proofErr w:type="spellStart"/>
-      <w:r>
-        <w:t>RuntimeException</w:t>
-      </w:r>
-      <w:proofErr w:type="spellEnd"/>
-      <w:r>
-        <w:t>.</w:t>
-      </w:r>
-    </w:p>
-    <w:p>
-      <w:r>
-        <w:t>Example:</w:t>
-      </w:r>
-    </w:p>
-    <w:p>
-      <w:r>
         <w:t xml:space="preserve">class </w:t>
       </w:r>
       <w:proofErr w:type="spellStart"/>
@@ -11353,7 +11322,6 @@
     </w:p>
     <w:p>
       <w:r>
-        <w:lastRenderedPageBreak/>
         <w:t>Modern enterprise prefers unchecked for business logic.</w:t>
       </w:r>
     </w:p>
@@ -11376,6 +11344,7 @@
           <w:b/>
           <w:bCs/>
         </w:rPr>
+        <w:lastRenderedPageBreak/>
         <w:t>6. Real-Time Banking Scenario</w:t>
       </w:r>
     </w:p>
@@ -11640,9 +11609,6 @@
       </w:r>
       <w:r>
         <w:br/>
-      </w:r>
-      <w:r>
-        <w:lastRenderedPageBreak/>
         <w:t xml:space="preserve">  </w:t>
       </w:r>
       <w:proofErr w:type="gramStart"/>
@@ -11674,6 +11640,7 @@
           <w:b/>
           <w:bCs/>
         </w:rPr>
+        <w:lastRenderedPageBreak/>
         <w:t>7. Custom Exception with Additional Fields</w:t>
       </w:r>
     </w:p>
@@ -11946,54 +11913,2534 @@
       <w:proofErr w:type="gramEnd"/>
       <w:r>
         <w:br/>
-      </w:r>
+        <w:t>}</w:t>
+      </w:r>
+      <w:r>
+        <w:br/>
+      </w:r>
+      <w:r>
+        <w:br/>
+        <w:t>class Service {</w:t>
+      </w:r>
+      <w:r>
+        <w:br/>
+      </w:r>
+      <w:r>
+        <w:br/>
+      </w:r>
+      <w:r>
+        <w:lastRenderedPageBreak/>
+        <w:t xml:space="preserve">    void </w:t>
+      </w:r>
+      <w:proofErr w:type="gramStart"/>
+      <w:r>
+        <w:t>process(</w:t>
+      </w:r>
+      <w:proofErr w:type="gramEnd"/>
+      <w:r>
+        <w:t>) {</w:t>
+      </w:r>
+      <w:r>
+        <w:br/>
+      </w:r>
+      <w:r>
+        <w:br/>
+        <w:t xml:space="preserve">        try {</w:t>
+      </w:r>
+      <w:r>
+        <w:br/>
+        <w:t xml:space="preserve">            new Repository(</w:t>
+      </w:r>
+      <w:proofErr w:type="gramStart"/>
+      <w:r>
+        <w:t>).save</w:t>
+      </w:r>
+      <w:proofErr w:type="gramEnd"/>
+      <w:r>
+        <w:t>();</w:t>
+      </w:r>
+      <w:r>
+        <w:br/>
+        <w:t xml:space="preserve">      </w:t>
+      </w:r>
+      <w:proofErr w:type="gramStart"/>
+      <w:r>
+        <w:t xml:space="preserve">  }</w:t>
+      </w:r>
+      <w:proofErr w:type="gramEnd"/>
+      <w:r>
+        <w:br/>
+        <w:t xml:space="preserve">        catch (Exception e) {</w:t>
+      </w:r>
+      <w:r>
+        <w:br/>
+        <w:t xml:space="preserve">            throw new </w:t>
+      </w:r>
+      <w:proofErr w:type="spellStart"/>
+      <w:proofErr w:type="gramStart"/>
+      <w:r>
+        <w:t>RuntimeException</w:t>
+      </w:r>
+      <w:proofErr w:type="spellEnd"/>
+      <w:r>
+        <w:t>(</w:t>
+      </w:r>
+      <w:proofErr w:type="gramEnd"/>
+      <w:r>
+        <w:t>"Service failed", e);</w:t>
+      </w:r>
+      <w:r>
+        <w:br/>
+        <w:t xml:space="preserve">      </w:t>
+      </w:r>
+      <w:proofErr w:type="gramStart"/>
+      <w:r>
+        <w:t xml:space="preserve">  }</w:t>
+      </w:r>
+      <w:proofErr w:type="gramEnd"/>
+      <w:r>
+        <w:br/>
+        <w:t xml:space="preserve">  </w:t>
+      </w:r>
+      <w:proofErr w:type="gramStart"/>
+      <w:r>
+        <w:t xml:space="preserve">  }</w:t>
+      </w:r>
+      <w:proofErr w:type="gramEnd"/>
+      <w:r>
+        <w:br/>
+        <w:t>}</w:t>
+      </w:r>
+    </w:p>
+    <w:p>
+      <w:r>
+        <w:t>Preserves original cause.</w:t>
+      </w:r>
+    </w:p>
+    <w:p>
+      <w:r>
+        <w:pict w14:anchorId="4C95E984">
+          <v:rect id="_x0000_i1137" style="width:0;height:1.5pt" o:hralign="center" o:hrstd="t" o:hr="t" fillcolor="#a0a0a0" stroked="f"/>
+        </w:pict>
+      </w:r>
+    </w:p>
+    <w:p>
+      <w:pPr>
+        <w:rPr>
+          <w:b/>
+          <w:bCs/>
+        </w:rPr>
+      </w:pPr>
+      <w:r>
+        <w:rPr>
+          <w:b/>
+          <w:bCs/>
+        </w:rPr>
+        <w:t>9. Advanced – Exception Chaining</w:t>
+      </w:r>
+    </w:p>
+    <w:p>
+      <w:r>
+        <w:t xml:space="preserve">throw new </w:t>
+      </w:r>
+      <w:proofErr w:type="spellStart"/>
+      <w:proofErr w:type="gramStart"/>
+      <w:r>
+        <w:t>RuntimeException</w:t>
+      </w:r>
+      <w:proofErr w:type="spellEnd"/>
+      <w:r>
+        <w:t>(</w:t>
+      </w:r>
+      <w:proofErr w:type="gramEnd"/>
+      <w:r>
+        <w:t xml:space="preserve">"Service failed", </w:t>
+      </w:r>
+      <w:proofErr w:type="spellStart"/>
+      <w:r>
+        <w:t>originalException</w:t>
+      </w:r>
+      <w:proofErr w:type="spellEnd"/>
+      <w:r>
+        <w:t>);</w:t>
+      </w:r>
+    </w:p>
+    <w:p>
+      <w:r>
+        <w:t>Second parameter keeps root cause.</w:t>
+      </w:r>
+    </w:p>
+    <w:p>
+      <w:r>
+        <w:t>Later:</w:t>
+      </w:r>
+    </w:p>
+    <w:p>
+      <w:proofErr w:type="spellStart"/>
+      <w:proofErr w:type="gramStart"/>
+      <w:r>
+        <w:t>e.getCause</w:t>
+      </w:r>
+      <w:proofErr w:type="spellEnd"/>
+      <w:proofErr w:type="gramEnd"/>
+      <w:r>
+        <w:t>();</w:t>
+      </w:r>
+    </w:p>
+    <w:p>
+      <w:r>
+        <w:t>Returns original exception.</w:t>
+      </w:r>
+    </w:p>
+    <w:p>
+      <w:r>
+        <w:t>Very important in debugging.</w:t>
+      </w:r>
+    </w:p>
+    <w:p>
+      <w:r>
+        <w:pict w14:anchorId="2E2C5DB9">
+          <v:rect id="_x0000_i1138" style="width:0;height:1.5pt" o:hralign="center" o:hrstd="t" o:hr="t" fillcolor="#a0a0a0" stroked="f"/>
+        </w:pict>
+      </w:r>
+    </w:p>
+    <w:p>
+      <w:pPr>
+        <w:rPr>
+          <w:b/>
+          <w:bCs/>
+        </w:rPr>
+      </w:pPr>
+      <w:r>
+        <w:rPr>
+          <w:b/>
+          <w:bCs/>
+        </w:rPr>
+        <w:t>10. Best Practices for Custom Exceptions</w:t>
+      </w:r>
+    </w:p>
+    <w:p>
+      <w:r>
+        <w:t>Meaningful names</w:t>
+      </w:r>
+      <w:r>
+        <w:br/>
+        <w:t xml:space="preserve">Do not </w:t>
+      </w:r>
+      <w:proofErr w:type="spellStart"/>
+      <w:r>
+        <w:t>overcreate</w:t>
+      </w:r>
+      <w:proofErr w:type="spellEnd"/>
+      <w:r>
+        <w:t xml:space="preserve"> unnecessary exceptions</w:t>
+      </w:r>
+      <w:r>
+        <w:br/>
+        <w:t>Separate technical and business exceptions</w:t>
+      </w:r>
+      <w:r>
+        <w:br/>
+        <w:t>Avoid generic "Exception" usage</w:t>
+      </w:r>
+      <w:r>
+        <w:br/>
+        <w:t>Include useful but safe messages</w:t>
+      </w:r>
+    </w:p>
+    <w:p>
+      <w:r>
+        <w:pict w14:anchorId="771443D7">
+          <v:rect id="_x0000_i1139" style="width:0;height:1.5pt" o:hralign="center" o:hrstd="t" o:hr="t" fillcolor="#a0a0a0" stroked="f"/>
+        </w:pict>
+      </w:r>
+    </w:p>
+    <w:p>
+      <w:pPr>
+        <w:rPr>
+          <w:b/>
+          <w:bCs/>
+        </w:rPr>
+      </w:pPr>
+      <w:r>
+        <w:rPr>
+          <w:b/>
+          <w:bCs/>
+        </w:rPr>
+        <w:t>11. Security Considerations</w:t>
+      </w:r>
+    </w:p>
+    <w:p>
+      <w:r>
+        <w:t>Bad:</w:t>
+      </w:r>
+    </w:p>
+    <w:p>
+      <w:r>
+        <w:t xml:space="preserve">throw new </w:t>
+      </w:r>
+      <w:proofErr w:type="spellStart"/>
+      <w:proofErr w:type="gramStart"/>
+      <w:r>
+        <w:t>RuntimeException</w:t>
+      </w:r>
+      <w:proofErr w:type="spellEnd"/>
+      <w:r>
+        <w:t>(</w:t>
+      </w:r>
+      <w:proofErr w:type="gramEnd"/>
+      <w:r>
+        <w:t>"DB password incorrect");</w:t>
+      </w:r>
+    </w:p>
+    <w:p>
+      <w:r>
+        <w:t>Good:</w:t>
+      </w:r>
+    </w:p>
+    <w:p>
+      <w:r>
+        <w:t xml:space="preserve">throw new </w:t>
+      </w:r>
+      <w:proofErr w:type="spellStart"/>
+      <w:proofErr w:type="gramStart"/>
+      <w:r>
+        <w:t>RuntimeException</w:t>
+      </w:r>
+      <w:proofErr w:type="spellEnd"/>
+      <w:r>
+        <w:t>(</w:t>
+      </w:r>
+      <w:proofErr w:type="gramEnd"/>
+      <w:r>
+        <w:t>"Database operation failed");</w:t>
+      </w:r>
+    </w:p>
+    <w:p>
+      <w:r>
+        <w:lastRenderedPageBreak/>
+        <w:t>Never expose internal details.</w:t>
+      </w:r>
+    </w:p>
+    <w:p>
+      <w:r>
+        <w:pict w14:anchorId="5F7B93CD">
+          <v:rect id="_x0000_i1140" style="width:0;height:1.5pt" o:hralign="center" o:hrstd="t" o:hr="t" fillcolor="#a0a0a0" stroked="f"/>
+        </w:pict>
+      </w:r>
+    </w:p>
+    <w:p>
+      <w:pPr>
+        <w:rPr>
+          <w:b/>
+          <w:bCs/>
+        </w:rPr>
+      </w:pPr>
+      <w:r>
+        <w:rPr>
+          <w:b/>
+          <w:bCs/>
+        </w:rPr>
+        <w:t>12. Performance Consideration</w:t>
+      </w:r>
+    </w:p>
+    <w:p>
+      <w:r>
+        <w:t>Do not use exceptions for validation loops.</w:t>
+      </w:r>
+      <w:r>
+        <w:br/>
+        <w:t>Use condition checks before throwing.</w:t>
+      </w:r>
+    </w:p>
+    <w:p>
+      <w:r>
+        <w:t>Exception creation is costly.</w:t>
+      </w:r>
+    </w:p>
+    <w:p>
+      <w:r>
+        <w:pict w14:anchorId="22E213B0">
+          <v:rect id="_x0000_i1141" style="width:0;height:1.5pt" o:hralign="center" o:hrstd="t" o:hr="t" fillcolor="#a0a0a0" stroked="f"/>
+        </w:pict>
+      </w:r>
+    </w:p>
+    <w:p>
+      <w:pPr>
+        <w:rPr>
+          <w:b/>
+          <w:bCs/>
+        </w:rPr>
+      </w:pPr>
+      <w:r>
+        <w:rPr>
+          <w:b/>
+          <w:bCs/>
+        </w:rPr>
+        <w:t>13. Interview Questions</w:t>
+      </w:r>
+    </w:p>
+    <w:p>
+      <w:r>
+        <w:t>How to create custom exception</w:t>
+      </w:r>
+      <w:r>
+        <w:br/>
+        <w:t>Difference between checked and unchecked custom exception</w:t>
+      </w:r>
+      <w:r>
+        <w:br/>
+        <w:t xml:space="preserve">When to extend Exception vs </w:t>
+      </w:r>
+      <w:proofErr w:type="spellStart"/>
+      <w:r>
+        <w:t>RuntimeException</w:t>
+      </w:r>
+      <w:proofErr w:type="spellEnd"/>
+      <w:r>
+        <w:br/>
+        <w:t>What is exception chaining</w:t>
+      </w:r>
+      <w:r>
+        <w:br/>
+        <w:t>Why wrap exceptions</w:t>
+      </w:r>
+    </w:p>
+    <w:p>
+      <w:r>
+        <w:pict w14:anchorId="561A1636">
+          <v:rect id="_x0000_i1142" style="width:0;height:1.5pt" o:hralign="center" o:hrstd="t" o:hr="t" fillcolor="#a0a0a0" stroked="f"/>
+        </w:pict>
+      </w:r>
+    </w:p>
+    <w:p>
+      <w:pPr>
+        <w:rPr>
+          <w:b/>
+          <w:bCs/>
+        </w:rPr>
+      </w:pPr>
+      <w:r>
+        <w:rPr>
+          <w:b/>
+          <w:bCs/>
+        </w:rPr>
+        <w:t>14. Enterprise Architecture Pattern</w:t>
+      </w:r>
+    </w:p>
+    <w:p>
+      <w:r>
+        <w:t>Controller</w:t>
+      </w:r>
+      <w:r>
+        <w:br/>
+        <w:t>Service</w:t>
+      </w:r>
+      <w:r>
+        <w:br/>
+        <w:t>Repository</w:t>
+      </w:r>
+    </w:p>
+    <w:p>
+      <w:r>
+        <w:t>Repository throws low-level exception</w:t>
+      </w:r>
+      <w:r>
+        <w:br/>
+        <w:t>Service wraps into business exception</w:t>
+      </w:r>
+      <w:r>
+        <w:br/>
+        <w:t>Controller handles globally</w:t>
+      </w:r>
+    </w:p>
+    <w:p>
+      <w:r>
+        <w:t>This is industry standard.</w:t>
+      </w:r>
+    </w:p>
+    <w:p>
+      <w:r>
+        <w:pict w14:anchorId="41D2F633">
+          <v:rect id="_x0000_i1143" style="width:0;height:1.5pt" o:hralign="center" o:hrstd="t" o:hr="t" fillcolor="#a0a0a0" stroked="f"/>
+        </w:pict>
+      </w:r>
+    </w:p>
+    <w:p>
+      <w:pPr>
+        <w:rPr>
+          <w:b/>
+          <w:bCs/>
+        </w:rPr>
+      </w:pPr>
+      <w:r>
+        <w:rPr>
+          <w:b/>
+          <w:bCs/>
+        </w:rPr>
+        <w:t>MODULE 7 SUMMARY</w:t>
+      </w:r>
+    </w:p>
+    <w:p>
+      <w:r>
+        <w:t>Custom exceptions represent business rules</w:t>
+      </w:r>
+      <w:r>
+        <w:br/>
+        <w:t xml:space="preserve">Extend Exception or </w:t>
+      </w:r>
+      <w:proofErr w:type="spellStart"/>
+      <w:r>
+        <w:t>RuntimeException</w:t>
+      </w:r>
+      <w:proofErr w:type="spellEnd"/>
+      <w:r>
+        <w:br/>
+        <w:t>Unchecked preferred for business logic</w:t>
+      </w:r>
+      <w:r>
+        <w:br/>
+        <w:t>Exception wrapping improves architecture</w:t>
+      </w:r>
+      <w:r>
+        <w:br/>
+        <w:t>Never expose sensitive info</w:t>
+      </w:r>
+    </w:p>
+    <w:p>
+      <w:r>
+        <w:pict w14:anchorId="553BE189">
+          <v:rect id="_x0000_i1144" style="width:0;height:1.5pt" o:hralign="center" o:hrstd="t" o:hr="t" fillcolor="#a0a0a0" stroked="f"/>
+        </w:pict>
+      </w:r>
+    </w:p>
+    <w:p>
+      <w:pPr>
+        <w:rPr>
+          <w:b/>
+          <w:bCs/>
+        </w:rPr>
+      </w:pPr>
+      <w:r>
+        <w:rPr>
+          <w:b/>
+          <w:bCs/>
+        </w:rPr>
+        <w:t>MODULE 8</w:t>
+      </w:r>
+    </w:p>
+    <w:p>
+      <w:pPr>
+        <w:rPr>
+          <w:b/>
+          <w:bCs/>
+        </w:rPr>
+      </w:pPr>
+      <w:r>
+        <w:rPr>
+          <w:b/>
+          <w:bCs/>
+        </w:rPr>
+        <w:t xml:space="preserve">Nested try-catch &amp; </w:t>
+      </w:r>
+      <w:proofErr w:type="gramStart"/>
+      <w:r>
+        <w:rPr>
+          <w:b/>
+          <w:bCs/>
+        </w:rPr>
+        <w:t>Multi-Catch</w:t>
+      </w:r>
+      <w:proofErr w:type="gramEnd"/>
+    </w:p>
+    <w:p>
+      <w:r>
+        <w:lastRenderedPageBreak/>
+        <w:t>(Advanced Handling Patterns + Real-Time Design)</w:t>
+      </w:r>
+    </w:p>
+    <w:p>
+      <w:r>
+        <w:t>This module is important for:</w:t>
+      </w:r>
+    </w:p>
+    <w:p>
+      <w:r>
+        <w:t>Complex operations</w:t>
+      </w:r>
+      <w:r>
+        <w:br/>
+        <w:t>Layered error handling</w:t>
+      </w:r>
+      <w:r>
+        <w:br/>
+        <w:t>Resource safety</w:t>
+      </w:r>
+      <w:r>
+        <w:br/>
+        <w:t>Cleaner exception logic</w:t>
+      </w:r>
+    </w:p>
+    <w:p>
+      <w:r>
+        <w:pict w14:anchorId="6CA28322">
+          <v:rect id="_x0000_i1145" style="width:0;height:1.5pt" o:hralign="center" o:hrstd="t" o:hr="t" fillcolor="#a0a0a0" stroked="f"/>
+        </w:pict>
+      </w:r>
+    </w:p>
+    <w:p>
+      <w:pPr>
+        <w:rPr>
+          <w:b/>
+          <w:bCs/>
+        </w:rPr>
+      </w:pPr>
+      <w:r>
+        <w:rPr>
+          <w:b/>
+          <w:bCs/>
+        </w:rPr>
+        <w:t>1. Nested try-catch</w:t>
+      </w:r>
+    </w:p>
+    <w:p>
+      <w:r>
+        <w:t>Definition</w:t>
+      </w:r>
+    </w:p>
+    <w:p>
+      <w:r>
+        <w:t>A try-catch block inside another try block.</w:t>
+      </w:r>
+    </w:p>
+    <w:p>
+      <w:r>
+        <w:t>Used when multiple operations require independent handling.</w:t>
+      </w:r>
+    </w:p>
+    <w:p>
+      <w:r>
+        <w:pict w14:anchorId="318D9794">
+          <v:rect id="_x0000_i1146" style="width:0;height:1.5pt" o:hralign="center" o:hrstd="t" o:hr="t" fillcolor="#a0a0a0" stroked="f"/>
+        </w:pict>
+      </w:r>
+    </w:p>
+    <w:p>
+      <w:pPr>
+        <w:rPr>
+          <w:b/>
+          <w:bCs/>
+        </w:rPr>
+      </w:pPr>
+      <w:r>
+        <w:rPr>
+          <w:b/>
+          <w:bCs/>
+        </w:rPr>
+        <w:t>Why Nested try-catch is Needed</w:t>
+      </w:r>
+    </w:p>
+    <w:p>
+      <w:r>
+        <w:t>Different parts of logic may fail independently.</w:t>
+      </w:r>
+    </w:p>
+    <w:p>
+      <w:r>
+        <w:t>Example scenario:</w:t>
+      </w:r>
+    </w:p>
+    <w:p>
+      <w:r>
+        <w:t>Open database connection</w:t>
+      </w:r>
+      <w:r>
+        <w:br/>
+        <w:t>Then process transaction</w:t>
+      </w:r>
+    </w:p>
+    <w:p>
+      <w:r>
+        <w:t>If processing fails, connection must still close.</w:t>
+      </w:r>
+    </w:p>
+    <w:p>
+      <w:r>
+        <w:pict w14:anchorId="1FFCD5B8">
+          <v:rect id="_x0000_i1147" style="width:0;height:1.5pt" o:hralign="center" o:hrstd="t" o:hr="t" fillcolor="#a0a0a0" stroked="f"/>
+        </w:pict>
+      </w:r>
+    </w:p>
+    <w:p>
+      <w:pPr>
+        <w:rPr>
+          <w:b/>
+          <w:bCs/>
+        </w:rPr>
+      </w:pPr>
+      <w:r>
+        <w:rPr>
+          <w:b/>
+          <w:bCs/>
+        </w:rPr>
+        <w:t>Basic Nested Example</w:t>
+      </w:r>
+    </w:p>
+    <w:p>
+      <w:r>
+        <w:t xml:space="preserve">public class </w:t>
+      </w:r>
+      <w:proofErr w:type="spellStart"/>
+      <w:r>
+        <w:t>NestedTryExample</w:t>
+      </w:r>
+      <w:proofErr w:type="spellEnd"/>
+      <w:r>
+        <w:t xml:space="preserve"> {</w:t>
+      </w:r>
+      <w:r>
+        <w:br/>
+      </w:r>
+      <w:r>
+        <w:br/>
+        <w:t xml:space="preserve">    public static void </w:t>
+      </w:r>
+      <w:proofErr w:type="gramStart"/>
+      <w:r>
+        <w:t>main(String[</w:t>
+      </w:r>
+      <w:proofErr w:type="gramEnd"/>
+      <w:r>
+        <w:t xml:space="preserve">] </w:t>
+      </w:r>
+      <w:proofErr w:type="spellStart"/>
+      <w:r>
+        <w:t>args</w:t>
+      </w:r>
+      <w:proofErr w:type="spellEnd"/>
+      <w:r>
+        <w:t>) {</w:t>
+      </w:r>
+      <w:r>
+        <w:br/>
+      </w:r>
+      <w:r>
+        <w:br/>
+        <w:t xml:space="preserve">        try {</w:t>
+      </w:r>
+      <w:r>
+        <w:br/>
+        <w:t xml:space="preserve">            </w:t>
+      </w:r>
+      <w:proofErr w:type="spellStart"/>
+      <w:r>
+        <w:t>System.out.println</w:t>
+      </w:r>
+      <w:proofErr w:type="spellEnd"/>
+      <w:r>
+        <w:t>("Outer try");</w:t>
+      </w:r>
+      <w:r>
+        <w:br/>
+      </w:r>
+      <w:r>
+        <w:br/>
+        <w:t xml:space="preserve">            try {</w:t>
+      </w:r>
+      <w:r>
+        <w:br/>
+        <w:t xml:space="preserve">                int result = 10 / 0;</w:t>
+      </w:r>
+      <w:r>
+        <w:br/>
+        <w:t xml:space="preserve">          </w:t>
+      </w:r>
+      <w:proofErr w:type="gramStart"/>
+      <w:r>
+        <w:t xml:space="preserve">  }</w:t>
+      </w:r>
+      <w:proofErr w:type="gramEnd"/>
+      <w:r>
+        <w:br/>
+        <w:t xml:space="preserve">            catch (</w:t>
+      </w:r>
+      <w:proofErr w:type="spellStart"/>
+      <w:r>
+        <w:t>ArithmeticException</w:t>
+      </w:r>
+      <w:proofErr w:type="spellEnd"/>
+      <w:r>
+        <w:t xml:space="preserve"> e) {</w:t>
+      </w:r>
+      <w:r>
+        <w:br/>
+        <w:t xml:space="preserve">                </w:t>
+      </w:r>
+      <w:proofErr w:type="spellStart"/>
+      <w:r>
+        <w:t>System.out.println</w:t>
+      </w:r>
+      <w:proofErr w:type="spellEnd"/>
+      <w:r>
+        <w:t>("Inner catch: Arithmetic error");</w:t>
+      </w:r>
+      <w:r>
+        <w:br/>
+        <w:t xml:space="preserve">          </w:t>
+      </w:r>
+      <w:proofErr w:type="gramStart"/>
+      <w:r>
+        <w:t xml:space="preserve">  }</w:t>
+      </w:r>
+      <w:proofErr w:type="gramEnd"/>
+      <w:r>
+        <w:br/>
+      </w:r>
+      <w:r>
+        <w:lastRenderedPageBreak/>
+        <w:br/>
+        <w:t xml:space="preserve">      </w:t>
+      </w:r>
+      <w:proofErr w:type="gramStart"/>
+      <w:r>
+        <w:t xml:space="preserve">  }</w:t>
+      </w:r>
+      <w:proofErr w:type="gramEnd"/>
+      <w:r>
+        <w:br/>
+        <w:t xml:space="preserve">        catch (Exception e) {</w:t>
+      </w:r>
+      <w:r>
+        <w:br/>
+        <w:t xml:space="preserve">            </w:t>
+      </w:r>
+      <w:proofErr w:type="spellStart"/>
+      <w:r>
+        <w:t>System.out.println</w:t>
+      </w:r>
+      <w:proofErr w:type="spellEnd"/>
+      <w:r>
+        <w:t>("Outer catch");</w:t>
+      </w:r>
+      <w:r>
+        <w:br/>
+        <w:t xml:space="preserve">      </w:t>
+      </w:r>
+      <w:proofErr w:type="gramStart"/>
+      <w:r>
+        <w:t xml:space="preserve">  }</w:t>
+      </w:r>
+      <w:proofErr w:type="gramEnd"/>
+      <w:r>
+        <w:br/>
+        <w:t xml:space="preserve">  </w:t>
+      </w:r>
+      <w:proofErr w:type="gramStart"/>
+      <w:r>
+        <w:t xml:space="preserve">  }</w:t>
+      </w:r>
+      <w:proofErr w:type="gramEnd"/>
+      <w:r>
+        <w:br/>
+        <w:t>}</w:t>
+      </w:r>
+    </w:p>
+    <w:p>
+      <w:r>
+        <w:t>Inner exception handled internally.</w:t>
+      </w:r>
+      <w:r>
+        <w:br/>
+        <w:t>Outer catch does not execute.</w:t>
+      </w:r>
+    </w:p>
+    <w:p>
+      <w:r>
+        <w:pict w14:anchorId="419FBC3A">
+          <v:rect id="_x0000_i1148" style="width:0;height:1.5pt" o:hralign="center" o:hrstd="t" o:hr="t" fillcolor="#a0a0a0" stroked="f"/>
+        </w:pict>
+      </w:r>
+    </w:p>
+    <w:p>
+      <w:pPr>
+        <w:rPr>
+          <w:b/>
+          <w:bCs/>
+        </w:rPr>
+      </w:pPr>
+      <w:r>
+        <w:rPr>
+          <w:b/>
+          <w:bCs/>
+        </w:rPr>
+        <w:t>Real-Time Banking Example</w:t>
+      </w:r>
+    </w:p>
+    <w:p>
+      <w:r>
+        <w:t xml:space="preserve">public class </w:t>
+      </w:r>
+      <w:proofErr w:type="spellStart"/>
+      <w:r>
+        <w:t>BankingNestedExample</w:t>
+      </w:r>
+      <w:proofErr w:type="spellEnd"/>
+      <w:r>
+        <w:t xml:space="preserve"> {</w:t>
+      </w:r>
+      <w:r>
+        <w:br/>
+      </w:r>
+      <w:r>
+        <w:br/>
+        <w:t xml:space="preserve">    public static void main(String[] </w:t>
+      </w:r>
+      <w:proofErr w:type="spellStart"/>
+      <w:r>
+        <w:t>args</w:t>
+      </w:r>
+      <w:proofErr w:type="spellEnd"/>
+      <w:r>
+        <w:t>) {</w:t>
+      </w:r>
+      <w:r>
+        <w:br/>
+      </w:r>
+      <w:r>
+        <w:br/>
+        <w:t xml:space="preserve">        try {</w:t>
+      </w:r>
+      <w:r>
+        <w:br/>
+        <w:t xml:space="preserve">            </w:t>
+      </w:r>
+      <w:proofErr w:type="spellStart"/>
+      <w:r>
+        <w:t>System.out.println</w:t>
+      </w:r>
+      <w:proofErr w:type="spellEnd"/>
+      <w:r>
+        <w:t>("Connecting to database");</w:t>
+      </w:r>
+      <w:r>
+        <w:br/>
+      </w:r>
+      <w:r>
+        <w:br/>
+        <w:t xml:space="preserve">            try {</w:t>
+      </w:r>
+      <w:r>
+        <w:br/>
+        <w:t xml:space="preserve">                double balance = 1000;</w:t>
+      </w:r>
+      <w:r>
+        <w:br/>
+        <w:t xml:space="preserve">                double withdraw = 1500;</w:t>
+      </w:r>
+      <w:r>
+        <w:br/>
+      </w:r>
+      <w:r>
+        <w:br/>
+        <w:t xml:space="preserve">                if (withdraw &gt; balance) {</w:t>
+      </w:r>
+      <w:r>
+        <w:br/>
+        <w:t xml:space="preserve">                    throw new </w:t>
+      </w:r>
+      <w:proofErr w:type="spellStart"/>
+      <w:r>
+        <w:t>RuntimeException</w:t>
+      </w:r>
+      <w:proofErr w:type="spellEnd"/>
+      <w:r>
+        <w:t>("Insufficient funds");</w:t>
+      </w:r>
+      <w:r>
+        <w:br/>
+        <w:t xml:space="preserve">                }</w:t>
+      </w:r>
+      <w:r>
+        <w:br/>
+      </w:r>
+      <w:r>
+        <w:br/>
+        <w:t xml:space="preserve">            }</w:t>
+      </w:r>
+      <w:r>
+        <w:br/>
+        <w:t xml:space="preserve">            catch (</w:t>
+      </w:r>
+      <w:proofErr w:type="spellStart"/>
+      <w:r>
+        <w:t>RuntimeException</w:t>
+      </w:r>
+      <w:proofErr w:type="spellEnd"/>
+      <w:r>
+        <w:t xml:space="preserve"> e) {</w:t>
+      </w:r>
+      <w:r>
+        <w:br/>
+        <w:t xml:space="preserve">                </w:t>
+      </w:r>
+      <w:proofErr w:type="spellStart"/>
+      <w:r>
+        <w:t>System.out.println</w:t>
+      </w:r>
+      <w:proofErr w:type="spellEnd"/>
+      <w:r>
+        <w:t xml:space="preserve">("Transaction failed: " + </w:t>
+      </w:r>
+      <w:proofErr w:type="spellStart"/>
+      <w:r>
+        <w:t>e.getMessage</w:t>
+      </w:r>
+      <w:proofErr w:type="spellEnd"/>
+      <w:r>
+        <w:t>());</w:t>
+      </w:r>
+      <w:r>
+        <w:br/>
+        <w:t xml:space="preserve">            }</w:t>
+      </w:r>
+      <w:r>
+        <w:br/>
+      </w:r>
+      <w:r>
+        <w:br/>
+        <w:t xml:space="preserve">            </w:t>
+      </w:r>
+      <w:proofErr w:type="spellStart"/>
+      <w:r>
+        <w:t>System.out.println</w:t>
+      </w:r>
+      <w:proofErr w:type="spellEnd"/>
+      <w:r>
+        <w:t>("Closing connection");</w:t>
+      </w:r>
+      <w:r>
+        <w:br/>
+      </w:r>
+      <w:r>
+        <w:br/>
+        <w:t xml:space="preserve">        }</w:t>
+      </w:r>
+      <w:r>
+        <w:br/>
+        <w:t xml:space="preserve">        catch (Exception e) {</w:t>
+      </w:r>
+      <w:r>
+        <w:br/>
+        <w:t xml:space="preserve">            </w:t>
+      </w:r>
+      <w:proofErr w:type="spellStart"/>
+      <w:r>
+        <w:t>System.out.println</w:t>
+      </w:r>
+      <w:proofErr w:type="spellEnd"/>
+      <w:r>
+        <w:t>("System level error");</w:t>
+      </w:r>
+      <w:r>
+        <w:br/>
+        <w:t xml:space="preserve">        }</w:t>
+      </w:r>
+      <w:r>
+        <w:br/>
+        <w:t xml:space="preserve">    }</w:t>
+      </w:r>
+      <w:r>
+        <w:br/>
+        <w:t>}</w:t>
+      </w:r>
+    </w:p>
+    <w:p>
+      <w:r>
+        <w:lastRenderedPageBreak/>
+        <w:t>Transaction failure handled separately from system failure.</w:t>
+      </w:r>
+    </w:p>
+    <w:p>
+      <w:r>
+        <w:pict w14:anchorId="2804C261">
+          <v:rect id="_x0000_i1149" style="width:0;height:1.5pt" o:hralign="center" o:hrstd="t" o:hr="t" fillcolor="#a0a0a0" stroked="f"/>
+        </w:pict>
+      </w:r>
+    </w:p>
+    <w:p>
+      <w:pPr>
+        <w:rPr>
+          <w:b/>
+          <w:bCs/>
+        </w:rPr>
+      </w:pPr>
+      <w:r>
+        <w:rPr>
+          <w:b/>
+          <w:bCs/>
+        </w:rPr>
+        <w:t>When to Use Nested try-catch</w:t>
+      </w:r>
+    </w:p>
+    <w:p>
+      <w:r>
+        <w:t>When different layers need different handling</w:t>
+      </w:r>
+      <w:r>
+        <w:br/>
+        <w:t>When inner failure should not affect outer flow</w:t>
+      </w:r>
+      <w:r>
+        <w:br/>
+        <w:t>When cleanup must happen at different levels</w:t>
+      </w:r>
+    </w:p>
+    <w:p>
+      <w:r>
+        <w:t>Avoid over-nesting. Keep code readable.</w:t>
+      </w:r>
+    </w:p>
+    <w:p>
+      <w:r>
+        <w:pict w14:anchorId="59A1DDC0">
+          <v:rect id="_x0000_i1150" style="width:0;height:1.5pt" o:hralign="center" o:hrstd="t" o:hr="t" fillcolor="#a0a0a0" stroked="f"/>
+        </w:pict>
+      </w:r>
+    </w:p>
+    <w:p>
+      <w:pPr>
+        <w:rPr>
+          <w:b/>
+          <w:bCs/>
+        </w:rPr>
+      </w:pPr>
+      <w:r>
+        <w:rPr>
+          <w:b/>
+          <w:bCs/>
+        </w:rPr>
+        <w:t>2. Multi-Catch (Java 7+)</w:t>
+      </w:r>
+    </w:p>
+    <w:p>
+      <w:r>
+        <w:t>Before Java 7, multiple catch blocks required duplication.</w:t>
+      </w:r>
+    </w:p>
+    <w:p>
+      <w:r>
+        <w:t>Now we can catch multiple exceptions in a single block.</w:t>
+      </w:r>
+    </w:p>
+    <w:p>
+      <w:r>
+        <w:t>Syntax:</w:t>
+      </w:r>
+    </w:p>
+    <w:p>
+      <w:r>
+        <w:t>catch (ExceptionType1 | ExceptionType2 e)</w:t>
+      </w:r>
+    </w:p>
+    <w:p>
+      <w:r>
+        <w:pict w14:anchorId="31C4F8C6">
+          <v:rect id="_x0000_i1151" style="width:0;height:1.5pt" o:hralign="center" o:hrstd="t" o:hr="t" fillcolor="#a0a0a0" stroked="f"/>
+        </w:pict>
+      </w:r>
+    </w:p>
+    <w:p>
+      <w:pPr>
+        <w:rPr>
+          <w:b/>
+          <w:bCs/>
+        </w:rPr>
+      </w:pPr>
+      <w:r>
+        <w:rPr>
+          <w:b/>
+          <w:bCs/>
+        </w:rPr>
+        <w:t>Basic Multi-Catch Example</w:t>
+      </w:r>
+    </w:p>
+    <w:p>
+      <w:r>
+        <w:t xml:space="preserve">public class </w:t>
+      </w:r>
+      <w:proofErr w:type="spellStart"/>
+      <w:r>
+        <w:t>MultiCatchExample</w:t>
+      </w:r>
+      <w:proofErr w:type="spellEnd"/>
+      <w:r>
+        <w:t xml:space="preserve"> {</w:t>
+      </w:r>
+      <w:r>
+        <w:br/>
+      </w:r>
+      <w:r>
+        <w:br/>
+        <w:t xml:space="preserve">    public static void </w:t>
+      </w:r>
+      <w:proofErr w:type="gramStart"/>
+      <w:r>
+        <w:t>main(String[</w:t>
+      </w:r>
+      <w:proofErr w:type="gramEnd"/>
+      <w:r>
+        <w:t xml:space="preserve">] </w:t>
+      </w:r>
+      <w:proofErr w:type="spellStart"/>
+      <w:r>
+        <w:t>args</w:t>
+      </w:r>
+      <w:proofErr w:type="spellEnd"/>
+      <w:r>
+        <w:t>) {</w:t>
+      </w:r>
+      <w:r>
+        <w:br/>
+      </w:r>
+      <w:r>
+        <w:br/>
+        <w:t xml:space="preserve">        try {</w:t>
+      </w:r>
+      <w:r>
+        <w:br/>
+        <w:t xml:space="preserve">            String str = null;</w:t>
+      </w:r>
+      <w:r>
+        <w:br/>
+        <w:t xml:space="preserve">            </w:t>
+      </w:r>
+      <w:proofErr w:type="spellStart"/>
+      <w:r>
+        <w:t>System.out.println</w:t>
+      </w:r>
+      <w:proofErr w:type="spellEnd"/>
+      <w:r>
+        <w:t>(</w:t>
+      </w:r>
+      <w:proofErr w:type="spellStart"/>
+      <w:proofErr w:type="gramStart"/>
+      <w:r>
+        <w:t>str.length</w:t>
+      </w:r>
+      <w:proofErr w:type="spellEnd"/>
+      <w:proofErr w:type="gramEnd"/>
+      <w:r>
+        <w:t>());</w:t>
+      </w:r>
+      <w:r>
+        <w:br/>
+        <w:t xml:space="preserve">      </w:t>
+      </w:r>
+      <w:proofErr w:type="gramStart"/>
+      <w:r>
+        <w:t xml:space="preserve">  }</w:t>
+      </w:r>
+      <w:proofErr w:type="gramEnd"/>
+      <w:r>
+        <w:br/>
+        <w:t xml:space="preserve">        catch (</w:t>
+      </w:r>
+      <w:proofErr w:type="spellStart"/>
+      <w:r>
+        <w:t>NullPointerException</w:t>
+      </w:r>
+      <w:proofErr w:type="spellEnd"/>
+      <w:r>
+        <w:t xml:space="preserve"> | </w:t>
+      </w:r>
+      <w:proofErr w:type="spellStart"/>
+      <w:r>
+        <w:t>ArithmeticException</w:t>
+      </w:r>
+      <w:proofErr w:type="spellEnd"/>
+      <w:r>
+        <w:t xml:space="preserve"> e) {</w:t>
+      </w:r>
+      <w:r>
+        <w:br/>
+        <w:t xml:space="preserve">            </w:t>
+      </w:r>
+      <w:proofErr w:type="spellStart"/>
+      <w:r>
+        <w:t>System.out.println</w:t>
+      </w:r>
+      <w:proofErr w:type="spellEnd"/>
+      <w:r>
+        <w:t>("Exception occurred");</w:t>
+      </w:r>
+      <w:r>
+        <w:br/>
+        <w:t xml:space="preserve">      </w:t>
+      </w:r>
+      <w:proofErr w:type="gramStart"/>
+      <w:r>
+        <w:t xml:space="preserve">  }</w:t>
+      </w:r>
+      <w:proofErr w:type="gramEnd"/>
+      <w:r>
+        <w:br/>
+        <w:t xml:space="preserve">  </w:t>
+      </w:r>
+      <w:proofErr w:type="gramStart"/>
+      <w:r>
+        <w:t xml:space="preserve">  }</w:t>
+      </w:r>
+      <w:proofErr w:type="gramEnd"/>
+      <w:r>
+        <w:br/>
+        <w:t>}</w:t>
+      </w:r>
+    </w:p>
+    <w:p>
+      <w:r>
+        <w:t>Cleaner code. Less duplication.</w:t>
+      </w:r>
+    </w:p>
+    <w:p>
+      <w:r>
+        <w:pict w14:anchorId="6C889E97">
+          <v:rect id="_x0000_i1152" style="width:0;height:1.5pt" o:hralign="center" o:hrstd="t" o:hr="t" fillcolor="#a0a0a0" stroked="f"/>
+        </w:pict>
+      </w:r>
+    </w:p>
+    <w:p>
+      <w:pPr>
+        <w:rPr>
+          <w:b/>
+          <w:bCs/>
+        </w:rPr>
+      </w:pPr>
+      <w:r>
+        <w:rPr>
+          <w:b/>
+          <w:bCs/>
+        </w:rPr>
+        <w:t>Important Rule</w:t>
+      </w:r>
+    </w:p>
+    <w:p>
+      <w:r>
+        <w:t>Exceptions in multi-catch must not have parent-child relationship.</w:t>
+      </w:r>
+    </w:p>
+    <w:p>
+      <w:r>
+        <w:lastRenderedPageBreak/>
+        <w:t>Wrong:</w:t>
+      </w:r>
+    </w:p>
+    <w:p>
+      <w:r>
+        <w:t xml:space="preserve">catch (Exception | </w:t>
+      </w:r>
+      <w:proofErr w:type="spellStart"/>
+      <w:r>
+        <w:t>ArithmeticException</w:t>
+      </w:r>
+      <w:proofErr w:type="spellEnd"/>
+      <w:r>
+        <w:t xml:space="preserve"> e)</w:t>
+      </w:r>
+    </w:p>
+    <w:p>
+      <w:r>
+        <w:t>Compile-time error.</w:t>
+      </w:r>
+    </w:p>
+    <w:p>
+      <w:r>
+        <w:t xml:space="preserve">Because </w:t>
+      </w:r>
+      <w:proofErr w:type="spellStart"/>
+      <w:r>
+        <w:t>ArithmeticException</w:t>
+      </w:r>
+      <w:proofErr w:type="spellEnd"/>
+      <w:r>
+        <w:t xml:space="preserve"> is child of Exception.</w:t>
+      </w:r>
+    </w:p>
+    <w:p>
+      <w:r>
+        <w:pict w14:anchorId="5038FED1">
+          <v:rect id="_x0000_i1153" style="width:0;height:1.5pt" o:hralign="center" o:hrstd="t" o:hr="t" fillcolor="#a0a0a0" stroked="f"/>
+        </w:pict>
+      </w:r>
+    </w:p>
+    <w:p>
+      <w:pPr>
+        <w:rPr>
+          <w:b/>
+          <w:bCs/>
+        </w:rPr>
+      </w:pPr>
+      <w:r>
+        <w:rPr>
+          <w:b/>
+          <w:bCs/>
+        </w:rPr>
+        <w:t>Real-Time File + Parsing Example</w:t>
+      </w:r>
+    </w:p>
+    <w:p>
+      <w:r>
+        <w:t xml:space="preserve">import </w:t>
+      </w:r>
+      <w:proofErr w:type="spellStart"/>
+      <w:proofErr w:type="gramStart"/>
+      <w:r>
+        <w:t>java.io.FileReader</w:t>
+      </w:r>
+      <w:proofErr w:type="spellEnd"/>
+      <w:proofErr w:type="gramEnd"/>
+      <w:r>
+        <w:t>;</w:t>
+      </w:r>
+      <w:r>
+        <w:br/>
+        <w:t xml:space="preserve">import </w:t>
+      </w:r>
+      <w:proofErr w:type="spellStart"/>
+      <w:proofErr w:type="gramStart"/>
+      <w:r>
+        <w:t>java.io.IOException</w:t>
+      </w:r>
+      <w:proofErr w:type="spellEnd"/>
+      <w:proofErr w:type="gramEnd"/>
+      <w:r>
+        <w:t>;</w:t>
+      </w:r>
+      <w:r>
+        <w:br/>
+      </w:r>
+      <w:r>
+        <w:br/>
+        <w:t xml:space="preserve">public class </w:t>
+      </w:r>
+      <w:proofErr w:type="spellStart"/>
+      <w:r>
+        <w:t>MultiCatchRealTime</w:t>
+      </w:r>
+      <w:proofErr w:type="spellEnd"/>
+      <w:r>
+        <w:t xml:space="preserve"> {</w:t>
+      </w:r>
+      <w:r>
+        <w:br/>
+      </w:r>
+      <w:r>
+        <w:br/>
+        <w:t xml:space="preserve">    public static void </w:t>
+      </w:r>
+      <w:proofErr w:type="gramStart"/>
+      <w:r>
+        <w:t>main(String[</w:t>
+      </w:r>
+      <w:proofErr w:type="gramEnd"/>
+      <w:r>
+        <w:t xml:space="preserve">] </w:t>
+      </w:r>
+      <w:proofErr w:type="spellStart"/>
+      <w:r>
+        <w:t>args</w:t>
+      </w:r>
+      <w:proofErr w:type="spellEnd"/>
+      <w:r>
+        <w:t>) {</w:t>
+      </w:r>
+      <w:r>
+        <w:br/>
+      </w:r>
+      <w:r>
+        <w:br/>
+        <w:t xml:space="preserve">        try {</w:t>
+      </w:r>
+      <w:r>
+        <w:br/>
+        <w:t xml:space="preserve">            </w:t>
+      </w:r>
+      <w:proofErr w:type="spellStart"/>
+      <w:r>
+        <w:t>FileReader</w:t>
+      </w:r>
+      <w:proofErr w:type="spellEnd"/>
+      <w:r>
+        <w:t xml:space="preserve"> reader = new </w:t>
+      </w:r>
+      <w:proofErr w:type="spellStart"/>
+      <w:r>
+        <w:t>FileReader</w:t>
+      </w:r>
+      <w:proofErr w:type="spellEnd"/>
+      <w:r>
+        <w:t>("data.txt");</w:t>
+      </w:r>
+      <w:r>
+        <w:br/>
+        <w:t xml:space="preserve">            int value = </w:t>
+      </w:r>
+      <w:proofErr w:type="spellStart"/>
+      <w:r>
+        <w:t>Integer.parseInt</w:t>
+      </w:r>
+      <w:proofErr w:type="spellEnd"/>
+      <w:r>
+        <w:t>("</w:t>
+      </w:r>
+      <w:proofErr w:type="spellStart"/>
+      <w:r>
+        <w:t>abc</w:t>
+      </w:r>
+      <w:proofErr w:type="spellEnd"/>
+      <w:r>
+        <w:t>");</w:t>
+      </w:r>
+      <w:r>
+        <w:br/>
+        <w:t xml:space="preserve">      </w:t>
+      </w:r>
+      <w:proofErr w:type="gramStart"/>
+      <w:r>
+        <w:t xml:space="preserve">  }</w:t>
+      </w:r>
+      <w:proofErr w:type="gramEnd"/>
+      <w:r>
+        <w:br/>
+        <w:t xml:space="preserve">        catch (</w:t>
+      </w:r>
+      <w:proofErr w:type="spellStart"/>
+      <w:r>
+        <w:t>IOException</w:t>
+      </w:r>
+      <w:proofErr w:type="spellEnd"/>
+      <w:r>
+        <w:t xml:space="preserve"> | </w:t>
+      </w:r>
+      <w:proofErr w:type="spellStart"/>
+      <w:r>
+        <w:t>NumberFormatException</w:t>
+      </w:r>
+      <w:proofErr w:type="spellEnd"/>
+      <w:r>
+        <w:t xml:space="preserve"> e) {</w:t>
+      </w:r>
+      <w:r>
+        <w:br/>
+        <w:t xml:space="preserve">            </w:t>
+      </w:r>
+      <w:proofErr w:type="spellStart"/>
+      <w:r>
+        <w:t>System.out.println</w:t>
+      </w:r>
+      <w:proofErr w:type="spellEnd"/>
+      <w:r>
+        <w:t>("Operation failed");</w:t>
+      </w:r>
+      <w:r>
+        <w:br/>
+        <w:t xml:space="preserve">      </w:t>
+      </w:r>
+      <w:proofErr w:type="gramStart"/>
+      <w:r>
+        <w:t xml:space="preserve">  }</w:t>
+      </w:r>
+      <w:proofErr w:type="gramEnd"/>
+      <w:r>
+        <w:br/>
+        <w:t xml:space="preserve">  </w:t>
+      </w:r>
+      <w:proofErr w:type="gramStart"/>
+      <w:r>
+        <w:t xml:space="preserve">  }</w:t>
+      </w:r>
+      <w:proofErr w:type="gramEnd"/>
+      <w:r>
+        <w:br/>
+        <w:t>}</w:t>
+      </w:r>
+    </w:p>
+    <w:p>
+      <w:r>
+        <w:t>Handles both file and parsing errors cleanly.</w:t>
+      </w:r>
+    </w:p>
+    <w:p>
+      <w:r>
+        <w:pict w14:anchorId="35946A6C">
+          <v:rect id="_x0000_i1154" style="width:0;height:1.5pt" o:hralign="center" o:hrstd="t" o:hr="t" fillcolor="#a0a0a0" stroked="f"/>
+        </w:pict>
+      </w:r>
+    </w:p>
+    <w:p>
+      <w:pPr>
+        <w:rPr>
+          <w:b/>
+          <w:bCs/>
+        </w:rPr>
+      </w:pPr>
+      <w:r>
+        <w:rPr>
+          <w:b/>
+          <w:bCs/>
+        </w:rPr>
+        <w:t>3. Nested vs Multi-Catch Comparison</w:t>
+      </w:r>
+    </w:p>
+    <w:p>
+      <w:r>
+        <w:t>Nested try-catch</w:t>
+      </w:r>
+    </w:p>
+    <w:p>
+      <w:r>
+        <w:t>Used for different handling strategies</w:t>
+      </w:r>
+      <w:r>
+        <w:br/>
+        <w:t>Used for layered control</w:t>
+      </w:r>
+    </w:p>
+    <w:p>
+      <w:r>
+        <w:t>Multi-catch</w:t>
+      </w:r>
+    </w:p>
+    <w:p>
+      <w:r>
+        <w:t>Used for similar handling logic</w:t>
+      </w:r>
+      <w:r>
+        <w:br/>
+        <w:t>Cleaner and shorter</w:t>
+      </w:r>
+    </w:p>
+    <w:p>
+      <w:r>
+        <w:pict w14:anchorId="19C38A8D">
+          <v:rect id="_x0000_i1155" style="width:0;height:1.5pt" o:hralign="center" o:hrstd="t" o:hr="t" fillcolor="#a0a0a0" stroked="f"/>
+        </w:pict>
+      </w:r>
+    </w:p>
+    <w:p>
+      <w:pPr>
+        <w:rPr>
+          <w:b/>
+          <w:bCs/>
+        </w:rPr>
+      </w:pPr>
+      <w:r>
+        <w:rPr>
+          <w:b/>
+          <w:bCs/>
+        </w:rPr>
+        <w:t>4. Advanced Nested Flow Example</w:t>
+      </w:r>
+    </w:p>
+    <w:p>
+      <w:r>
+        <w:lastRenderedPageBreak/>
+        <w:t xml:space="preserve">public class </w:t>
+      </w:r>
+      <w:proofErr w:type="spellStart"/>
+      <w:r>
+        <w:t>AdvancedNested</w:t>
+      </w:r>
+      <w:proofErr w:type="spellEnd"/>
+      <w:r>
+        <w:t xml:space="preserve"> {</w:t>
+      </w:r>
+      <w:r>
+        <w:br/>
+      </w:r>
+      <w:r>
+        <w:br/>
+        <w:t xml:space="preserve">    static void </w:t>
+      </w:r>
+      <w:proofErr w:type="gramStart"/>
+      <w:r>
+        <w:t>process(</w:t>
+      </w:r>
+      <w:proofErr w:type="gramEnd"/>
+      <w:r>
+        <w:t>) {</w:t>
+      </w:r>
+      <w:r>
+        <w:br/>
+        <w:t xml:space="preserve">        try {</w:t>
+      </w:r>
+      <w:r>
+        <w:br/>
+        <w:t xml:space="preserve">            </w:t>
+      </w:r>
+      <w:proofErr w:type="gramStart"/>
+      <w:r>
+        <w:t>validate(</w:t>
+      </w:r>
+      <w:proofErr w:type="gramEnd"/>
+      <w:r>
+        <w:t>);</w:t>
+      </w:r>
+      <w:r>
+        <w:br/>
+        <w:t xml:space="preserve">      </w:t>
+      </w:r>
+      <w:proofErr w:type="gramStart"/>
+      <w:r>
+        <w:t xml:space="preserve">  }</w:t>
+      </w:r>
+      <w:proofErr w:type="gramEnd"/>
+      <w:r>
+        <w:br/>
+        <w:t xml:space="preserve">        catch (</w:t>
+      </w:r>
+      <w:proofErr w:type="spellStart"/>
+      <w:r>
+        <w:t>IllegalArgumentException</w:t>
+      </w:r>
+      <w:proofErr w:type="spellEnd"/>
+      <w:r>
+        <w:t xml:space="preserve"> e) {</w:t>
+      </w:r>
+      <w:r>
+        <w:br/>
+        <w:t xml:space="preserve">            </w:t>
+      </w:r>
+      <w:proofErr w:type="spellStart"/>
+      <w:r>
+        <w:t>System.out.println</w:t>
+      </w:r>
+      <w:proofErr w:type="spellEnd"/>
+      <w:r>
+        <w:t>("Validation failed");</w:t>
+      </w:r>
+      <w:r>
+        <w:br/>
+        <w:t xml:space="preserve">      </w:t>
+      </w:r>
+      <w:proofErr w:type="gramStart"/>
+      <w:r>
+        <w:t xml:space="preserve">  }</w:t>
+      </w:r>
+      <w:proofErr w:type="gramEnd"/>
+      <w:r>
+        <w:br/>
+        <w:t xml:space="preserve">  </w:t>
+      </w:r>
+      <w:proofErr w:type="gramStart"/>
+      <w:r>
+        <w:t xml:space="preserve">  }</w:t>
+      </w:r>
+      <w:proofErr w:type="gramEnd"/>
+      <w:r>
+        <w:br/>
+      </w:r>
+      <w:r>
+        <w:br/>
+        <w:t xml:space="preserve">    static void </w:t>
+      </w:r>
+      <w:proofErr w:type="gramStart"/>
+      <w:r>
+        <w:t>validate(</w:t>
+      </w:r>
+      <w:proofErr w:type="gramEnd"/>
+      <w:r>
+        <w:t>) {</w:t>
+      </w:r>
+      <w:r>
+        <w:br/>
+        <w:t xml:space="preserve">        throw new </w:t>
+      </w:r>
+      <w:proofErr w:type="spellStart"/>
+      <w:proofErr w:type="gramStart"/>
+      <w:r>
+        <w:t>IllegalArgumentException</w:t>
+      </w:r>
+      <w:proofErr w:type="spellEnd"/>
+      <w:r>
+        <w:t>(</w:t>
+      </w:r>
+      <w:proofErr w:type="gramEnd"/>
+      <w:r>
+        <w:t>"Invalid input");</w:t>
+      </w:r>
+      <w:r>
+        <w:br/>
+        <w:t xml:space="preserve">  </w:t>
+      </w:r>
+      <w:proofErr w:type="gramStart"/>
+      <w:r>
+        <w:t xml:space="preserve">  }</w:t>
+      </w:r>
+      <w:proofErr w:type="gramEnd"/>
+      <w:r>
+        <w:br/>
+      </w:r>
+      <w:r>
+        <w:br/>
+        <w:t xml:space="preserve">    public static void </w:t>
+      </w:r>
+      <w:proofErr w:type="gramStart"/>
+      <w:r>
+        <w:t>main(String[</w:t>
+      </w:r>
+      <w:proofErr w:type="gramEnd"/>
+      <w:r>
+        <w:t xml:space="preserve">] </w:t>
+      </w:r>
+      <w:proofErr w:type="spellStart"/>
+      <w:r>
+        <w:t>args</w:t>
+      </w:r>
+      <w:proofErr w:type="spellEnd"/>
+      <w:r>
+        <w:t>) {</w:t>
+      </w:r>
+      <w:r>
+        <w:br/>
+        <w:t xml:space="preserve">        </w:t>
+      </w:r>
+      <w:proofErr w:type="gramStart"/>
+      <w:r>
+        <w:t>process(</w:t>
+      </w:r>
+      <w:proofErr w:type="gramEnd"/>
+      <w:r>
+        <w:t>);</w:t>
+      </w:r>
+      <w:r>
+        <w:br/>
+        <w:t xml:space="preserve">  </w:t>
+      </w:r>
+      <w:proofErr w:type="gramStart"/>
+      <w:r>
+        <w:t xml:space="preserve">  }</w:t>
+      </w:r>
+      <w:proofErr w:type="gramEnd"/>
+      <w:r>
+        <w:br/>
+        <w:t>}</w:t>
+      </w:r>
+    </w:p>
+    <w:p>
+      <w:r>
+        <w:t>Exception handled inside process.</w:t>
+      </w:r>
+      <w:r>
+        <w:br/>
+        <w:t xml:space="preserve">Does not propagate </w:t>
+      </w:r>
+      <w:proofErr w:type="gramStart"/>
+      <w:r>
+        <w:t>to</w:t>
+      </w:r>
+      <w:proofErr w:type="gramEnd"/>
+      <w:r>
+        <w:t xml:space="preserve"> main.</w:t>
+      </w:r>
+    </w:p>
+    <w:p>
+      <w:r>
+        <w:pict w14:anchorId="7DA70A7A">
+          <v:rect id="_x0000_i1156" style="width:0;height:1.5pt" o:hralign="center" o:hrstd="t" o:hr="t" fillcolor="#a0a0a0" stroked="f"/>
+        </w:pict>
+      </w:r>
+    </w:p>
+    <w:p>
+      <w:pPr>
+        <w:rPr>
+          <w:b/>
+          <w:bCs/>
+        </w:rPr>
+      </w:pPr>
+      <w:r>
+        <w:rPr>
+          <w:b/>
+          <w:bCs/>
+        </w:rPr>
+        <w:t>5. Enterprise Pattern</w:t>
+      </w:r>
+    </w:p>
+    <w:p>
+      <w:r>
+        <w:t>Controller handles business exceptions</w:t>
+      </w:r>
+      <w:r>
+        <w:br/>
+        <w:t>Global handler handles system exceptions</w:t>
+      </w:r>
+    </w:p>
+    <w:p>
+      <w:r>
+        <w:t>Nested handling simulates layered architecture.</w:t>
+      </w:r>
+    </w:p>
+    <w:p>
+      <w:r>
+        <w:t>Example:</w:t>
+      </w:r>
+    </w:p>
+    <w:p>
+      <w:r>
+        <w:t>Repository</w:t>
+      </w:r>
+      <w:r>
+        <w:br/>
+        <w:t xml:space="preserve">throws </w:t>
+      </w:r>
+      <w:proofErr w:type="spellStart"/>
+      <w:r>
+        <w:t>SQLException</w:t>
+      </w:r>
+      <w:proofErr w:type="spellEnd"/>
+    </w:p>
+    <w:p>
+      <w:r>
+        <w:t>Service</w:t>
+      </w:r>
+      <w:r>
+        <w:br/>
+        <w:t>catches and wraps</w:t>
+      </w:r>
+    </w:p>
+    <w:p>
+      <w:r>
+        <w:t>Controller</w:t>
+      </w:r>
+      <w:r>
+        <w:br/>
+        <w:t xml:space="preserve">handles </w:t>
+      </w:r>
+      <w:proofErr w:type="spellStart"/>
+      <w:r>
+        <w:t>BusinessException</w:t>
+      </w:r>
+      <w:proofErr w:type="spellEnd"/>
+    </w:p>
+    <w:p>
+      <w:r>
+        <w:pict w14:anchorId="0C49E090">
+          <v:rect id="_x0000_i1157" style="width:0;height:1.5pt" o:hralign="center" o:hrstd="t" o:hr="t" fillcolor="#a0a0a0" stroked="f"/>
+        </w:pict>
+      </w:r>
+    </w:p>
+    <w:p>
+      <w:pPr>
+        <w:rPr>
+          <w:b/>
+          <w:bCs/>
+        </w:rPr>
+      </w:pPr>
+      <w:r>
+        <w:rPr>
+          <w:b/>
+          <w:bCs/>
+        </w:rPr>
+        <w:t>6. Performance Consideration</w:t>
+      </w:r>
+    </w:p>
+    <w:p>
+      <w:r>
+        <w:lastRenderedPageBreak/>
+        <w:t>Deep nested try-catch increases complexity</w:t>
+      </w:r>
+      <w:r>
+        <w:br/>
+        <w:t>Keep nesting minimal</w:t>
+      </w:r>
+      <w:r>
+        <w:br/>
+        <w:t>Use multi-catch when handling logic same</w:t>
+      </w:r>
+    </w:p>
+    <w:p>
+      <w:r>
+        <w:t>Exception handling itself is lightweight</w:t>
+      </w:r>
+      <w:r>
+        <w:br/>
+        <w:t>Throwing exceptions is expensive</w:t>
+      </w:r>
+    </w:p>
+    <w:p>
+      <w:r>
+        <w:pict w14:anchorId="093899B5">
+          <v:rect id="_x0000_i1158" style="width:0;height:1.5pt" o:hralign="center" o:hrstd="t" o:hr="t" fillcolor="#a0a0a0" stroked="f"/>
+        </w:pict>
+      </w:r>
+    </w:p>
+    <w:p>
+      <w:pPr>
+        <w:rPr>
+          <w:b/>
+          <w:bCs/>
+        </w:rPr>
+      </w:pPr>
+      <w:r>
+        <w:rPr>
+          <w:b/>
+          <w:bCs/>
+        </w:rPr>
+        <w:t>7. Security Consideration</w:t>
+      </w:r>
+    </w:p>
+    <w:p>
+      <w:r>
+        <w:t>Avoid detailed exception messages in user-level multi-catch.</w:t>
+      </w:r>
+    </w:p>
+    <w:p>
+      <w:r>
+        <w:t>Bad:</w:t>
+      </w:r>
+    </w:p>
+    <w:p>
+      <w:r>
+        <w:t>catch (Exception e) {</w:t>
+      </w:r>
+      <w:r>
+        <w:br/>
+        <w:t xml:space="preserve">    </w:t>
+      </w:r>
+      <w:proofErr w:type="spellStart"/>
+      <w:r>
+        <w:t>System.out.println</w:t>
+      </w:r>
+      <w:proofErr w:type="spellEnd"/>
+      <w:r>
+        <w:t>(e);</w:t>
+      </w:r>
+      <w:r>
+        <w:br/>
+        <w:t>}</w:t>
+      </w:r>
+    </w:p>
+    <w:p>
+      <w:r>
+        <w:t>Good:</w:t>
+      </w:r>
+    </w:p>
+    <w:p>
+      <w:r>
+        <w:t>catch (Exception e) {</w:t>
+      </w:r>
+      <w:r>
+        <w:br/>
+        <w:t xml:space="preserve">    </w:t>
+      </w:r>
+      <w:proofErr w:type="spellStart"/>
+      <w:r>
+        <w:t>System.out.println</w:t>
+      </w:r>
+      <w:proofErr w:type="spellEnd"/>
+      <w:r>
+        <w:t>("Operation failed");</w:t>
+      </w:r>
+      <w:r>
+        <w:br/>
+        <w:t>}</w:t>
+      </w:r>
+    </w:p>
+    <w:p>
+      <w:r>
+        <w:t>Log details internally.</w:t>
+      </w:r>
+    </w:p>
+    <w:p>
+      <w:r>
+        <w:pict w14:anchorId="5B6D5A5E">
+          <v:rect id="_x0000_i1159" style="width:0;height:1.5pt" o:hralign="center" o:hrstd="t" o:hr="t" fillcolor="#a0a0a0" stroked="f"/>
+        </w:pict>
+      </w:r>
+    </w:p>
+    <w:p>
+      <w:pPr>
+        <w:rPr>
+          <w:b/>
+          <w:bCs/>
+        </w:rPr>
+      </w:pPr>
+      <w:r>
+        <w:rPr>
+          <w:b/>
+          <w:bCs/>
+        </w:rPr>
+        <w:t>8. Common Interview Questions</w:t>
+      </w:r>
+    </w:p>
+    <w:p>
+      <w:r>
+        <w:t>What is nested try-catch</w:t>
+      </w:r>
+      <w:r>
+        <w:br/>
+        <w:t>When to use multi-catch</w:t>
+      </w:r>
+      <w:r>
+        <w:br/>
+        <w:t>Why parent-child not allowed in multi-catch</w:t>
+      </w:r>
+      <w:r>
+        <w:br/>
+        <w:t>Difference between nested and multi-catch</w:t>
+      </w:r>
+      <w:r>
+        <w:br/>
+        <w:t>Is nested try recommended</w:t>
+      </w:r>
+    </w:p>
+    <w:p>
+      <w:r>
+        <w:pict w14:anchorId="0D30A909">
+          <v:rect id="_x0000_i1160" style="width:0;height:1.5pt" o:hralign="center" o:hrstd="t" o:hr="t" fillcolor="#a0a0a0" stroked="f"/>
+        </w:pict>
+      </w:r>
+    </w:p>
+    <w:p>
+      <w:pPr>
+        <w:rPr>
+          <w:b/>
+          <w:bCs/>
+        </w:rPr>
+      </w:pPr>
+      <w:r>
+        <w:rPr>
+          <w:b/>
+          <w:bCs/>
+        </w:rPr>
+        <w:t>9. Best Practices</w:t>
+      </w:r>
+    </w:p>
+    <w:p>
+      <w:r>
+        <w:t>Do not over-nest</w:t>
+      </w:r>
+      <w:r>
+        <w:br/>
+        <w:t>Keep try blocks small</w:t>
+      </w:r>
+      <w:r>
+        <w:br/>
+        <w:t>Handle only what you can recover</w:t>
+      </w:r>
+      <w:r>
+        <w:br/>
+        <w:t>Use multi-catch for similar handling</w:t>
+      </w:r>
+    </w:p>
+    <w:p>
+      <w:r>
+        <w:pict w14:anchorId="1ED16C6D">
+          <v:rect id="_x0000_i1161" style="width:0;height:1.5pt" o:hralign="center" o:hrstd="t" o:hr="t" fillcolor="#a0a0a0" stroked="f"/>
+        </w:pict>
+      </w:r>
+    </w:p>
+    <w:p>
+      <w:pPr>
+        <w:rPr>
+          <w:b/>
+          <w:bCs/>
+        </w:rPr>
+      </w:pPr>
+      <w:r>
+        <w:rPr>
+          <w:b/>
+          <w:bCs/>
+        </w:rPr>
+        <w:t>MODULE 8 SUMMARY</w:t>
+      </w:r>
+    </w:p>
+    <w:p>
+      <w:r>
+        <w:lastRenderedPageBreak/>
+        <w:t>Nested try handles layered failures</w:t>
+      </w:r>
+      <w:r>
+        <w:br/>
+      </w:r>
+      <w:proofErr w:type="gramStart"/>
+      <w:r>
+        <w:t>Multi-catch</w:t>
+      </w:r>
+      <w:proofErr w:type="gramEnd"/>
+      <w:r>
+        <w:t xml:space="preserve"> reduces duplication</w:t>
+      </w:r>
+      <w:r>
+        <w:br/>
+        <w:t>Parent-child exception not allowed in multi-catch</w:t>
+      </w:r>
+      <w:r>
+        <w:br/>
+        <w:t>Use carefully to maintain readability</w:t>
+      </w:r>
+    </w:p>
+    <w:p>
+      <w:r>
+        <w:pict w14:anchorId="6339673D">
+          <v:rect id="_x0000_i1162" style="width:0;height:1.5pt" o:hralign="center" o:hrstd="t" o:hr="t" fillcolor="#a0a0a0" stroked="f"/>
+        </w:pict>
+      </w:r>
+    </w:p>
+    <w:p>
+      <w:r>
+        <w:pict w14:anchorId="2C3A809A">
+          <v:rect id="_x0000_i1163" style="width:0;height:1.5pt" o:hralign="center" o:hrstd="t" o:hr="t" fillcolor="#a0a0a0" stroked="f"/>
+        </w:pict>
+      </w:r>
+    </w:p>
+    <w:p>
+      <w:pPr>
+        <w:rPr>
+          <w:b/>
+          <w:bCs/>
+        </w:rPr>
+      </w:pPr>
+      <w:r>
+        <w:rPr>
+          <w:b/>
+          <w:bCs/>
+        </w:rPr>
+        <w:t>MODULE 9</w:t>
+      </w:r>
+    </w:p>
+    <w:p>
+      <w:pPr>
+        <w:rPr>
+          <w:b/>
+          <w:bCs/>
+        </w:rPr>
+      </w:pPr>
+      <w:r>
+        <w:rPr>
+          <w:b/>
+          <w:bCs/>
+        </w:rPr>
+        <w:t>try-with-resources</w:t>
+      </w:r>
+    </w:p>
+    <w:p>
+      <w:r>
+        <w:t>(</w:t>
+      </w:r>
+      <w:proofErr w:type="spellStart"/>
+      <w:r>
+        <w:t>AutoCloseable</w:t>
+      </w:r>
+      <w:proofErr w:type="spellEnd"/>
+      <w:r>
+        <w:t xml:space="preserve"> + Resource Safety + Enterprise Usage)</w:t>
+      </w:r>
+    </w:p>
+    <w:p>
+      <w:r>
+        <w:pict w14:anchorId="5B646DEF">
+          <v:rect id="_x0000_i1164" style="width:0;height:1.5pt" o:hralign="center" o:hrstd="t" o:hr="t" fillcolor="#a0a0a0" stroked="f"/>
+        </w:pict>
+      </w:r>
+    </w:p>
+    <w:p>
+      <w:pPr>
+        <w:rPr>
+          <w:b/>
+          <w:bCs/>
+        </w:rPr>
+      </w:pPr>
+      <w:r>
+        <w:rPr>
+          <w:b/>
+          <w:bCs/>
+        </w:rPr>
+        <w:t>1. Problem Before Java 7</w:t>
+      </w:r>
+    </w:p>
+    <w:p>
+      <w:r>
+        <w:t>Before Java 7, resources like:</w:t>
+      </w:r>
+    </w:p>
+    <w:p>
+      <w:proofErr w:type="spellStart"/>
+      <w:r>
+        <w:t>FileReader</w:t>
+      </w:r>
+      <w:proofErr w:type="spellEnd"/>
+      <w:r>
+        <w:br/>
+      </w:r>
+      <w:proofErr w:type="spellStart"/>
+      <w:r>
+        <w:t>BufferedReader</w:t>
+      </w:r>
+      <w:proofErr w:type="spellEnd"/>
+      <w:r>
+        <w:br/>
+        <w:t>Connection</w:t>
+      </w:r>
+      <w:r>
+        <w:br/>
+        <w:t>Socket</w:t>
+      </w:r>
+    </w:p>
+    <w:p>
+      <w:r>
+        <w:t>Had to be closed manually in finally block.</w:t>
+      </w:r>
+    </w:p>
+    <w:p>
+      <w:r>
+        <w:t>Example (Old Style)</w:t>
+      </w:r>
+    </w:p>
+    <w:p>
+      <w:r>
+        <w:t xml:space="preserve">import </w:t>
+      </w:r>
+      <w:proofErr w:type="spellStart"/>
+      <w:proofErr w:type="gramStart"/>
+      <w:r>
+        <w:t>java.io.FileReader</w:t>
+      </w:r>
+      <w:proofErr w:type="spellEnd"/>
+      <w:proofErr w:type="gramEnd"/>
+      <w:r>
+        <w:t>;</w:t>
+      </w:r>
+      <w:r>
+        <w:br/>
+        <w:t xml:space="preserve">import </w:t>
+      </w:r>
+      <w:proofErr w:type="spellStart"/>
+      <w:proofErr w:type="gramStart"/>
+      <w:r>
+        <w:t>java.io.IOException</w:t>
+      </w:r>
+      <w:proofErr w:type="spellEnd"/>
+      <w:proofErr w:type="gramEnd"/>
+      <w:r>
+        <w:t>;</w:t>
+      </w:r>
+      <w:r>
+        <w:br/>
+      </w:r>
+      <w:r>
+        <w:br/>
+        <w:t xml:space="preserve">public class </w:t>
+      </w:r>
+      <w:proofErr w:type="spellStart"/>
+      <w:r>
+        <w:t>OldStyle</w:t>
+      </w:r>
+      <w:proofErr w:type="spellEnd"/>
+      <w:r>
+        <w:t xml:space="preserve"> {</w:t>
+      </w:r>
+      <w:r>
+        <w:br/>
+      </w:r>
+      <w:r>
+        <w:br/>
+        <w:t xml:space="preserve">    public static void </w:t>
+      </w:r>
+      <w:proofErr w:type="gramStart"/>
+      <w:r>
+        <w:t>main(String[</w:t>
+      </w:r>
+      <w:proofErr w:type="gramEnd"/>
+      <w:r>
+        <w:t xml:space="preserve">] </w:t>
+      </w:r>
+      <w:proofErr w:type="spellStart"/>
+      <w:r>
+        <w:t>args</w:t>
+      </w:r>
+      <w:proofErr w:type="spellEnd"/>
+      <w:r>
+        <w:t>) {</w:t>
+      </w:r>
+      <w:r>
+        <w:br/>
+      </w:r>
+      <w:r>
+        <w:br/>
+        <w:t xml:space="preserve">        </w:t>
+      </w:r>
+      <w:proofErr w:type="spellStart"/>
+      <w:r>
+        <w:t>FileReader</w:t>
+      </w:r>
+      <w:proofErr w:type="spellEnd"/>
+      <w:r>
+        <w:t xml:space="preserve"> reader = null;</w:t>
+      </w:r>
+      <w:r>
+        <w:br/>
+      </w:r>
+      <w:r>
+        <w:br/>
+        <w:t xml:space="preserve">        try {</w:t>
+      </w:r>
+      <w:r>
+        <w:br/>
+        <w:t xml:space="preserve">            reader = new </w:t>
+      </w:r>
+      <w:proofErr w:type="spellStart"/>
+      <w:r>
+        <w:t>FileReader</w:t>
+      </w:r>
+      <w:proofErr w:type="spellEnd"/>
+      <w:r>
+        <w:t>("data.txt");</w:t>
+      </w:r>
+      <w:r>
+        <w:br/>
+        <w:t xml:space="preserve">      </w:t>
+      </w:r>
+      <w:proofErr w:type="gramStart"/>
+      <w:r>
+        <w:t xml:space="preserve">  }</w:t>
+      </w:r>
+      <w:proofErr w:type="gramEnd"/>
+      <w:r>
+        <w:br/>
+        <w:t xml:space="preserve">        catch (</w:t>
+      </w:r>
+      <w:proofErr w:type="spellStart"/>
+      <w:r>
+        <w:t>IOException</w:t>
+      </w:r>
+      <w:proofErr w:type="spellEnd"/>
+      <w:r>
+        <w:t xml:space="preserve"> e) {</w:t>
+      </w:r>
+      <w:r>
+        <w:br/>
+        <w:t xml:space="preserve">            </w:t>
+      </w:r>
+      <w:proofErr w:type="spellStart"/>
+      <w:r>
+        <w:t>System.out.println</w:t>
+      </w:r>
+      <w:proofErr w:type="spellEnd"/>
+      <w:r>
+        <w:t>("Error reading file");</w:t>
+      </w:r>
+      <w:r>
+        <w:br/>
+        <w:t xml:space="preserve">      </w:t>
+      </w:r>
+      <w:proofErr w:type="gramStart"/>
+      <w:r>
+        <w:t xml:space="preserve">  }</w:t>
+      </w:r>
+      <w:r>
+        <w:t>catch</w:t>
+      </w:r>
+      <w:proofErr w:type="gramEnd"/>
+      <w:r>
+        <w:t>(Exception e) {</w:t>
+      </w:r>
+    </w:p>
+    <w:p/>
+    <w:p>
+      <w:pPr>
+        <w:ind w:firstLine="720"/>
+      </w:pPr>
       <w:r>
         <w:lastRenderedPageBreak/>
         <w:t>}</w:t>
       </w:r>
       <w:r>
         <w:br/>
-      </w:r>
-      <w:r>
-        <w:br/>
-        <w:t>class Service {</w:t>
-      </w:r>
-      <w:r>
-        <w:br/>
-      </w:r>
-      <w:r>
-        <w:br/>
-        <w:t xml:space="preserve">    void </w:t>
-      </w:r>
-      <w:proofErr w:type="gramStart"/>
-      <w:r>
-        <w:t>process(</w:t>
-      </w:r>
-      <w:proofErr w:type="gramEnd"/>
-      <w:r>
-        <w:t>) {</w:t>
-      </w:r>
-      <w:r>
-        <w:br/>
-      </w:r>
-      <w:r>
-        <w:br/>
-        <w:t xml:space="preserve">        try {</w:t>
-      </w:r>
-      <w:r>
-        <w:br/>
-        <w:t xml:space="preserve">            new Repository(</w:t>
-      </w:r>
-      <w:proofErr w:type="gramStart"/>
-      <w:r>
-        <w:t>).save</w:t>
-      </w:r>
+        <w:t xml:space="preserve">        finally {</w:t>
+      </w:r>
+      <w:r>
+        <w:br/>
+        <w:t xml:space="preserve">            try {</w:t>
+      </w:r>
+      <w:r>
+        <w:br/>
+        <w:t xml:space="preserve">                if (</w:t>
+      </w:r>
+      <w:proofErr w:type="gramStart"/>
+      <w:r>
+        <w:t>reader !</w:t>
+      </w:r>
+      <w:proofErr w:type="gramEnd"/>
+      <w:r>
+        <w:t>= null) {</w:t>
+      </w:r>
+      <w:r>
+        <w:br/>
+        <w:t xml:space="preserve">                    </w:t>
+      </w:r>
+      <w:proofErr w:type="spellStart"/>
+      <w:proofErr w:type="gramStart"/>
+      <w:r>
+        <w:t>reader.close</w:t>
+      </w:r>
+      <w:proofErr w:type="spellEnd"/>
       <w:proofErr w:type="gramEnd"/>
       <w:r>
         <w:t>();</w:t>
       </w:r>
       <w:r>
         <w:br/>
+        <w:t xml:space="preserve">              </w:t>
+      </w:r>
+      <w:proofErr w:type="gramStart"/>
+      <w:r>
+        <w:t xml:space="preserve">  }</w:t>
+      </w:r>
+      <w:proofErr w:type="gramEnd"/>
+      <w:r>
+        <w:br/>
+        <w:t xml:space="preserve">          </w:t>
+      </w:r>
+      <w:proofErr w:type="gramStart"/>
+      <w:r>
+        <w:t xml:space="preserve">  }</w:t>
+      </w:r>
+      <w:proofErr w:type="gramEnd"/>
+      <w:r>
+        <w:br/>
+        <w:t xml:space="preserve">            catch (</w:t>
+      </w:r>
+      <w:proofErr w:type="spellStart"/>
+      <w:r>
+        <w:t>IOException</w:t>
+      </w:r>
+      <w:proofErr w:type="spellEnd"/>
+      <w:r>
+        <w:t xml:space="preserve"> e) {</w:t>
+      </w:r>
+      <w:r>
+        <w:br/>
+        <w:t xml:space="preserve">                </w:t>
+      </w:r>
+      <w:proofErr w:type="spellStart"/>
+      <w:r>
+        <w:t>System.out.println</w:t>
+      </w:r>
+      <w:proofErr w:type="spellEnd"/>
+      <w:r>
+        <w:t>("Error closing file");</w:t>
+      </w:r>
+      <w:r>
+        <w:br/>
+        <w:t xml:space="preserve">          </w:t>
+      </w:r>
+      <w:proofErr w:type="gramStart"/>
+      <w:r>
+        <w:t xml:space="preserve">  }</w:t>
+      </w:r>
+      <w:proofErr w:type="gramEnd"/>
+      <w:r>
+        <w:br/>
         <w:t xml:space="preserve">      </w:t>
       </w:r>
       <w:proofErr w:type="gramStart"/>
@@ -12003,2429 +14450,13 @@
       <w:proofErr w:type="gramEnd"/>
       <w:r>
         <w:br/>
-        <w:t xml:space="preserve">        catch (Exception e) {</w:t>
-      </w:r>
-      <w:r>
-        <w:br/>
-        <w:t xml:space="preserve">            throw new </w:t>
-      </w:r>
-      <w:proofErr w:type="spellStart"/>
-      <w:proofErr w:type="gramStart"/>
-      <w:r>
-        <w:t>RuntimeException</w:t>
-      </w:r>
-      <w:proofErr w:type="spellEnd"/>
-      <w:r>
-        <w:t>(</w:t>
-      </w:r>
-      <w:proofErr w:type="gramEnd"/>
-      <w:r>
-        <w:t>"Service failed", e);</w:t>
-      </w:r>
-      <w:r>
-        <w:br/>
-        <w:t xml:space="preserve">      </w:t>
+        <w:t xml:space="preserve">  </w:t>
       </w:r>
       <w:proofErr w:type="gramStart"/>
       <w:r>
         <w:t xml:space="preserve">  }</w:t>
       </w:r>
       <w:proofErr w:type="gramEnd"/>
-      <w:r>
-        <w:br/>
-        <w:t xml:space="preserve">  </w:t>
-      </w:r>
-      <w:proofErr w:type="gramStart"/>
-      <w:r>
-        <w:t xml:space="preserve">  }</w:t>
-      </w:r>
-      <w:proofErr w:type="gramEnd"/>
-      <w:r>
-        <w:br/>
-        <w:t>}</w:t>
-      </w:r>
-    </w:p>
-    <w:p>
-      <w:r>
-        <w:t>Preserves original cause.</w:t>
-      </w:r>
-    </w:p>
-    <w:p>
-      <w:r>
-        <w:pict w14:anchorId="4C95E984">
-          <v:rect id="_x0000_i1137" style="width:0;height:1.5pt" o:hralign="center" o:hrstd="t" o:hr="t" fillcolor="#a0a0a0" stroked="f"/>
-        </w:pict>
-      </w:r>
-    </w:p>
-    <w:p>
-      <w:pPr>
-        <w:rPr>
-          <w:b/>
-          <w:bCs/>
-        </w:rPr>
-      </w:pPr>
-      <w:r>
-        <w:rPr>
-          <w:b/>
-          <w:bCs/>
-        </w:rPr>
-        <w:t>9. Advanced – Exception Chaining</w:t>
-      </w:r>
-    </w:p>
-    <w:p>
-      <w:r>
-        <w:t xml:space="preserve">throw new </w:t>
-      </w:r>
-      <w:proofErr w:type="spellStart"/>
-      <w:proofErr w:type="gramStart"/>
-      <w:r>
-        <w:t>RuntimeException</w:t>
-      </w:r>
-      <w:proofErr w:type="spellEnd"/>
-      <w:r>
-        <w:t>(</w:t>
-      </w:r>
-      <w:proofErr w:type="gramEnd"/>
-      <w:r>
-        <w:t xml:space="preserve">"Service failed", </w:t>
-      </w:r>
-      <w:proofErr w:type="spellStart"/>
-      <w:r>
-        <w:t>originalException</w:t>
-      </w:r>
-      <w:proofErr w:type="spellEnd"/>
-      <w:r>
-        <w:t>);</w:t>
-      </w:r>
-    </w:p>
-    <w:p>
-      <w:r>
-        <w:t>Second parameter keeps root cause.</w:t>
-      </w:r>
-    </w:p>
-    <w:p>
-      <w:r>
-        <w:t>Later:</w:t>
-      </w:r>
-    </w:p>
-    <w:p>
-      <w:proofErr w:type="spellStart"/>
-      <w:proofErr w:type="gramStart"/>
-      <w:r>
-        <w:t>e.getCause</w:t>
-      </w:r>
-      <w:proofErr w:type="spellEnd"/>
-      <w:proofErr w:type="gramEnd"/>
-      <w:r>
-        <w:t>();</w:t>
-      </w:r>
-    </w:p>
-    <w:p>
-      <w:r>
-        <w:t>Returns original exception.</w:t>
-      </w:r>
-    </w:p>
-    <w:p>
-      <w:r>
-        <w:t>Very important in debugging.</w:t>
-      </w:r>
-    </w:p>
-    <w:p>
-      <w:r>
-        <w:pict w14:anchorId="2E2C5DB9">
-          <v:rect id="_x0000_i1138" style="width:0;height:1.5pt" o:hralign="center" o:hrstd="t" o:hr="t" fillcolor="#a0a0a0" stroked="f"/>
-        </w:pict>
-      </w:r>
-    </w:p>
-    <w:p>
-      <w:pPr>
-        <w:rPr>
-          <w:b/>
-          <w:bCs/>
-        </w:rPr>
-      </w:pPr>
-      <w:r>
-        <w:rPr>
-          <w:b/>
-          <w:bCs/>
-        </w:rPr>
-        <w:t>10. Best Practices for Custom Exceptions</w:t>
-      </w:r>
-    </w:p>
-    <w:p>
-      <w:r>
-        <w:t>Meaningful names</w:t>
-      </w:r>
-      <w:r>
-        <w:br/>
-        <w:t xml:space="preserve">Do not </w:t>
-      </w:r>
-      <w:proofErr w:type="spellStart"/>
-      <w:r>
-        <w:t>overcreate</w:t>
-      </w:r>
-      <w:proofErr w:type="spellEnd"/>
-      <w:r>
-        <w:t xml:space="preserve"> unnecessary exceptions</w:t>
-      </w:r>
-      <w:r>
-        <w:br/>
-        <w:t>Separate technical and business exceptions</w:t>
-      </w:r>
-      <w:r>
-        <w:br/>
-        <w:t>Avoid generic "Exception" usage</w:t>
-      </w:r>
-      <w:r>
-        <w:br/>
-        <w:t>Include useful but safe messages</w:t>
-      </w:r>
-    </w:p>
-    <w:p>
-      <w:r>
-        <w:pict w14:anchorId="771443D7">
-          <v:rect id="_x0000_i1139" style="width:0;height:1.5pt" o:hralign="center" o:hrstd="t" o:hr="t" fillcolor="#a0a0a0" stroked="f"/>
-        </w:pict>
-      </w:r>
-    </w:p>
-    <w:p>
-      <w:pPr>
-        <w:rPr>
-          <w:b/>
-          <w:bCs/>
-        </w:rPr>
-      </w:pPr>
-      <w:r>
-        <w:rPr>
-          <w:b/>
-          <w:bCs/>
-        </w:rPr>
-        <w:t>11. Security Considerations</w:t>
-      </w:r>
-    </w:p>
-    <w:p>
-      <w:r>
-        <w:t>Bad:</w:t>
-      </w:r>
-    </w:p>
-    <w:p>
-      <w:r>
-        <w:lastRenderedPageBreak/>
-        <w:t xml:space="preserve">throw new </w:t>
-      </w:r>
-      <w:proofErr w:type="spellStart"/>
-      <w:proofErr w:type="gramStart"/>
-      <w:r>
-        <w:t>RuntimeException</w:t>
-      </w:r>
-      <w:proofErr w:type="spellEnd"/>
-      <w:r>
-        <w:t>(</w:t>
-      </w:r>
-      <w:proofErr w:type="gramEnd"/>
-      <w:r>
-        <w:t>"DB password incorrect");</w:t>
-      </w:r>
-    </w:p>
-    <w:p>
-      <w:r>
-        <w:t>Good:</w:t>
-      </w:r>
-    </w:p>
-    <w:p>
-      <w:r>
-        <w:t xml:space="preserve">throw new </w:t>
-      </w:r>
-      <w:proofErr w:type="spellStart"/>
-      <w:proofErr w:type="gramStart"/>
-      <w:r>
-        <w:t>RuntimeException</w:t>
-      </w:r>
-      <w:proofErr w:type="spellEnd"/>
-      <w:r>
-        <w:t>(</w:t>
-      </w:r>
-      <w:proofErr w:type="gramEnd"/>
-      <w:r>
-        <w:t>"Database operation failed");</w:t>
-      </w:r>
-    </w:p>
-    <w:p>
-      <w:r>
-        <w:t>Never expose internal details.</w:t>
-      </w:r>
-    </w:p>
-    <w:p>
-      <w:r>
-        <w:pict w14:anchorId="5F7B93CD">
-          <v:rect id="_x0000_i1140" style="width:0;height:1.5pt" o:hralign="center" o:hrstd="t" o:hr="t" fillcolor="#a0a0a0" stroked="f"/>
-        </w:pict>
-      </w:r>
-    </w:p>
-    <w:p>
-      <w:pPr>
-        <w:rPr>
-          <w:b/>
-          <w:bCs/>
-        </w:rPr>
-      </w:pPr>
-      <w:r>
-        <w:rPr>
-          <w:b/>
-          <w:bCs/>
-        </w:rPr>
-        <w:t>12. Performance Consideration</w:t>
-      </w:r>
-    </w:p>
-    <w:p>
-      <w:r>
-        <w:t>Do not use exceptions for validation loops.</w:t>
-      </w:r>
-      <w:r>
-        <w:br/>
-        <w:t>Use condition checks before throwing.</w:t>
-      </w:r>
-    </w:p>
-    <w:p>
-      <w:r>
-        <w:t>Exception creation is costly.</w:t>
-      </w:r>
-    </w:p>
-    <w:p>
-      <w:r>
-        <w:pict w14:anchorId="22E213B0">
-          <v:rect id="_x0000_i1141" style="width:0;height:1.5pt" o:hralign="center" o:hrstd="t" o:hr="t" fillcolor="#a0a0a0" stroked="f"/>
-        </w:pict>
-      </w:r>
-    </w:p>
-    <w:p>
-      <w:pPr>
-        <w:rPr>
-          <w:b/>
-          <w:bCs/>
-        </w:rPr>
-      </w:pPr>
-      <w:r>
-        <w:rPr>
-          <w:b/>
-          <w:bCs/>
-        </w:rPr>
-        <w:t>13. Interview Questions</w:t>
-      </w:r>
-    </w:p>
-    <w:p>
-      <w:r>
-        <w:t>How to create custom exception</w:t>
-      </w:r>
-      <w:r>
-        <w:br/>
-        <w:t>Difference between checked and unchecked custom exception</w:t>
-      </w:r>
-      <w:r>
-        <w:br/>
-        <w:t xml:space="preserve">When to extend Exception vs </w:t>
-      </w:r>
-      <w:proofErr w:type="spellStart"/>
-      <w:r>
-        <w:t>RuntimeException</w:t>
-      </w:r>
-      <w:proofErr w:type="spellEnd"/>
-      <w:r>
-        <w:br/>
-        <w:t>What is exception chaining</w:t>
-      </w:r>
-      <w:r>
-        <w:br/>
-        <w:t>Why wrap exceptions</w:t>
-      </w:r>
-    </w:p>
-    <w:p>
-      <w:r>
-        <w:pict w14:anchorId="561A1636">
-          <v:rect id="_x0000_i1142" style="width:0;height:1.5pt" o:hralign="center" o:hrstd="t" o:hr="t" fillcolor="#a0a0a0" stroked="f"/>
-        </w:pict>
-      </w:r>
-    </w:p>
-    <w:p>
-      <w:pPr>
-        <w:rPr>
-          <w:b/>
-          <w:bCs/>
-        </w:rPr>
-      </w:pPr>
-      <w:r>
-        <w:rPr>
-          <w:b/>
-          <w:bCs/>
-        </w:rPr>
-        <w:t>14. Enterprise Architecture Pattern</w:t>
-      </w:r>
-    </w:p>
-    <w:p>
-      <w:r>
-        <w:t>Controller</w:t>
-      </w:r>
-      <w:r>
-        <w:br/>
-        <w:t>Service</w:t>
-      </w:r>
-      <w:r>
-        <w:br/>
-        <w:t>Repository</w:t>
-      </w:r>
-    </w:p>
-    <w:p>
-      <w:r>
-        <w:t>Repository throws low-level exception</w:t>
-      </w:r>
-      <w:r>
-        <w:br/>
-        <w:t>Service wraps into business exception</w:t>
-      </w:r>
-      <w:r>
-        <w:br/>
-        <w:t>Controller handles globally</w:t>
-      </w:r>
-    </w:p>
-    <w:p>
-      <w:r>
-        <w:t>This is industry standard.</w:t>
-      </w:r>
-    </w:p>
-    <w:p>
-      <w:r>
-        <w:pict w14:anchorId="41D2F633">
-          <v:rect id="_x0000_i1143" style="width:0;height:1.5pt" o:hralign="center" o:hrstd="t" o:hr="t" fillcolor="#a0a0a0" stroked="f"/>
-        </w:pict>
-      </w:r>
-    </w:p>
-    <w:p>
-      <w:pPr>
-        <w:rPr>
-          <w:b/>
-          <w:bCs/>
-        </w:rPr>
-      </w:pPr>
-      <w:r>
-        <w:rPr>
-          <w:b/>
-          <w:bCs/>
-        </w:rPr>
-        <w:t>MODULE 7 SUMMARY</w:t>
-      </w:r>
-    </w:p>
-    <w:p>
-      <w:r>
-        <w:t>Custom exceptions represent business rules</w:t>
-      </w:r>
-      <w:r>
-        <w:br/>
-        <w:t xml:space="preserve">Extend Exception or </w:t>
-      </w:r>
-      <w:proofErr w:type="spellStart"/>
-      <w:r>
-        <w:t>RuntimeException</w:t>
-      </w:r>
-      <w:proofErr w:type="spellEnd"/>
-      <w:r>
-        <w:br/>
-        <w:t>Unchecked preferred for business logic</w:t>
-      </w:r>
-      <w:r>
-        <w:br/>
-        <w:t>Exception wrapping improves architecture</w:t>
-      </w:r>
-      <w:r>
-        <w:br/>
-        <w:t>Never expose sensitive info</w:t>
-      </w:r>
-    </w:p>
-    <w:p>
-      <w:r>
-        <w:lastRenderedPageBreak/>
-        <w:pict w14:anchorId="553BE189">
-          <v:rect id="_x0000_i1144" style="width:0;height:1.5pt" o:hralign="center" o:hrstd="t" o:hr="t" fillcolor="#a0a0a0" stroked="f"/>
-        </w:pict>
-      </w:r>
-    </w:p>
-    <w:p>
-      <w:pPr>
-        <w:rPr>
-          <w:b/>
-          <w:bCs/>
-        </w:rPr>
-      </w:pPr>
-      <w:r>
-        <w:rPr>
-          <w:b/>
-          <w:bCs/>
-        </w:rPr>
-        <w:t>MODULE 8</w:t>
-      </w:r>
-    </w:p>
-    <w:p>
-      <w:pPr>
-        <w:rPr>
-          <w:b/>
-          <w:bCs/>
-        </w:rPr>
-      </w:pPr>
-      <w:r>
-        <w:rPr>
-          <w:b/>
-          <w:bCs/>
-        </w:rPr>
-        <w:t xml:space="preserve">Nested try-catch &amp; </w:t>
-      </w:r>
-      <w:proofErr w:type="gramStart"/>
-      <w:r>
-        <w:rPr>
-          <w:b/>
-          <w:bCs/>
-        </w:rPr>
-        <w:t>Multi-Catch</w:t>
-      </w:r>
-      <w:proofErr w:type="gramEnd"/>
-    </w:p>
-    <w:p>
-      <w:r>
-        <w:t>(Advanced Handling Patterns + Real-Time Design)</w:t>
-      </w:r>
-    </w:p>
-    <w:p>
-      <w:r>
-        <w:t>This module is important for:</w:t>
-      </w:r>
-    </w:p>
-    <w:p>
-      <w:r>
-        <w:t>Complex operations</w:t>
-      </w:r>
-      <w:r>
-        <w:br/>
-        <w:t>Layered error handling</w:t>
-      </w:r>
-      <w:r>
-        <w:br/>
-        <w:t>Resource safety</w:t>
-      </w:r>
-      <w:r>
-        <w:br/>
-        <w:t>Cleaner exception logic</w:t>
-      </w:r>
-    </w:p>
-    <w:p>
-      <w:r>
-        <w:pict w14:anchorId="6CA28322">
-          <v:rect id="_x0000_i1145" style="width:0;height:1.5pt" o:hralign="center" o:hrstd="t" o:hr="t" fillcolor="#a0a0a0" stroked="f"/>
-        </w:pict>
-      </w:r>
-    </w:p>
-    <w:p>
-      <w:pPr>
-        <w:rPr>
-          <w:b/>
-          <w:bCs/>
-        </w:rPr>
-      </w:pPr>
-      <w:r>
-        <w:rPr>
-          <w:b/>
-          <w:bCs/>
-        </w:rPr>
-        <w:t>1. Nested try-catch</w:t>
-      </w:r>
-    </w:p>
-    <w:p>
-      <w:r>
-        <w:t>Definition</w:t>
-      </w:r>
-    </w:p>
-    <w:p>
-      <w:r>
-        <w:t>A try-catch block inside another try block.</w:t>
-      </w:r>
-    </w:p>
-    <w:p>
-      <w:r>
-        <w:t>Used when multiple operations require independent handling.</w:t>
-      </w:r>
-    </w:p>
-    <w:p>
-      <w:r>
-        <w:pict w14:anchorId="318D9794">
-          <v:rect id="_x0000_i1146" style="width:0;height:1.5pt" o:hralign="center" o:hrstd="t" o:hr="t" fillcolor="#a0a0a0" stroked="f"/>
-        </w:pict>
-      </w:r>
-    </w:p>
-    <w:p>
-      <w:pPr>
-        <w:rPr>
-          <w:b/>
-          <w:bCs/>
-        </w:rPr>
-      </w:pPr>
-      <w:r>
-        <w:rPr>
-          <w:b/>
-          <w:bCs/>
-        </w:rPr>
-        <w:t>Why Nested try-catch is Needed</w:t>
-      </w:r>
-    </w:p>
-    <w:p>
-      <w:r>
-        <w:t>Different parts of logic may fail independently.</w:t>
-      </w:r>
-    </w:p>
-    <w:p>
-      <w:r>
-        <w:t>Example scenario:</w:t>
-      </w:r>
-    </w:p>
-    <w:p>
-      <w:r>
-        <w:t>Open database connection</w:t>
-      </w:r>
-      <w:r>
-        <w:br/>
-        <w:t>Then process transaction</w:t>
-      </w:r>
-    </w:p>
-    <w:p>
-      <w:r>
-        <w:t>If processing fails, connection must still close.</w:t>
-      </w:r>
-    </w:p>
-    <w:p>
-      <w:r>
-        <w:pict w14:anchorId="1FFCD5B8">
-          <v:rect id="_x0000_i1147" style="width:0;height:1.5pt" o:hralign="center" o:hrstd="t" o:hr="t" fillcolor="#a0a0a0" stroked="f"/>
-        </w:pict>
-      </w:r>
-    </w:p>
-    <w:p>
-      <w:pPr>
-        <w:rPr>
-          <w:b/>
-          <w:bCs/>
-        </w:rPr>
-      </w:pPr>
-      <w:r>
-        <w:rPr>
-          <w:b/>
-          <w:bCs/>
-        </w:rPr>
-        <w:t>Basic Nested Example</w:t>
-      </w:r>
-    </w:p>
-    <w:p>
-      <w:r>
-        <w:t xml:space="preserve">public class </w:t>
-      </w:r>
-      <w:proofErr w:type="spellStart"/>
-      <w:r>
-        <w:t>NestedTryExample</w:t>
-      </w:r>
-      <w:proofErr w:type="spellEnd"/>
-      <w:r>
-        <w:t xml:space="preserve"> {</w:t>
-      </w:r>
-      <w:r>
-        <w:br/>
-      </w:r>
-      <w:r>
-        <w:br/>
-        <w:t xml:space="preserve">    public static void </w:t>
-      </w:r>
-      <w:proofErr w:type="gramStart"/>
-      <w:r>
-        <w:t>main(String[</w:t>
-      </w:r>
-      <w:proofErr w:type="gramEnd"/>
-      <w:r>
-        <w:t xml:space="preserve">] </w:t>
-      </w:r>
-      <w:proofErr w:type="spellStart"/>
-      <w:r>
-        <w:t>args</w:t>
-      </w:r>
-      <w:proofErr w:type="spellEnd"/>
-      <w:r>
-        <w:t>) {</w:t>
-      </w:r>
-      <w:r>
-        <w:br/>
-      </w:r>
-      <w:r>
-        <w:br/>
-        <w:t xml:space="preserve">        try {</w:t>
-      </w:r>
-      <w:r>
-        <w:br/>
-        <w:t xml:space="preserve">            </w:t>
-      </w:r>
-      <w:proofErr w:type="spellStart"/>
-      <w:r>
-        <w:t>System.out.println</w:t>
-      </w:r>
-      <w:proofErr w:type="spellEnd"/>
-      <w:r>
-        <w:t>("Outer try");</w:t>
-      </w:r>
-      <w:r>
-        <w:br/>
-      </w:r>
-      <w:r>
-        <w:br/>
-        <w:t xml:space="preserve">            try {</w:t>
-      </w:r>
-      <w:r>
-        <w:br/>
-        <w:t xml:space="preserve">                int result = 10 / 0;</w:t>
-      </w:r>
-      <w:r>
-        <w:br/>
-      </w:r>
-      <w:r>
-        <w:lastRenderedPageBreak/>
-        <w:t xml:space="preserve">          </w:t>
-      </w:r>
-      <w:proofErr w:type="gramStart"/>
-      <w:r>
-        <w:t xml:space="preserve">  }</w:t>
-      </w:r>
-      <w:proofErr w:type="gramEnd"/>
-      <w:r>
-        <w:br/>
-        <w:t xml:space="preserve">            catch (</w:t>
-      </w:r>
-      <w:proofErr w:type="spellStart"/>
-      <w:r>
-        <w:t>ArithmeticException</w:t>
-      </w:r>
-      <w:proofErr w:type="spellEnd"/>
-      <w:r>
-        <w:t xml:space="preserve"> e) {</w:t>
-      </w:r>
-      <w:r>
-        <w:br/>
-        <w:t xml:space="preserve">                </w:t>
-      </w:r>
-      <w:proofErr w:type="spellStart"/>
-      <w:r>
-        <w:t>System.out.println</w:t>
-      </w:r>
-      <w:proofErr w:type="spellEnd"/>
-      <w:r>
-        <w:t>("Inner catch: Arithmetic error");</w:t>
-      </w:r>
-      <w:r>
-        <w:br/>
-        <w:t xml:space="preserve">          </w:t>
-      </w:r>
-      <w:proofErr w:type="gramStart"/>
-      <w:r>
-        <w:t xml:space="preserve">  }</w:t>
-      </w:r>
-      <w:proofErr w:type="gramEnd"/>
-      <w:r>
-        <w:br/>
-      </w:r>
-      <w:r>
-        <w:br/>
-        <w:t xml:space="preserve">      </w:t>
-      </w:r>
-      <w:proofErr w:type="gramStart"/>
-      <w:r>
-        <w:t xml:space="preserve">  }</w:t>
-      </w:r>
-      <w:proofErr w:type="gramEnd"/>
-      <w:r>
-        <w:br/>
-        <w:t xml:space="preserve">        catch (Exception e) {</w:t>
-      </w:r>
-      <w:r>
-        <w:br/>
-        <w:t xml:space="preserve">            </w:t>
-      </w:r>
-      <w:proofErr w:type="spellStart"/>
-      <w:r>
-        <w:t>System.out.println</w:t>
-      </w:r>
-      <w:proofErr w:type="spellEnd"/>
-      <w:r>
-        <w:t>("Outer catch");</w:t>
-      </w:r>
-      <w:r>
-        <w:br/>
-        <w:t xml:space="preserve">      </w:t>
-      </w:r>
-      <w:proofErr w:type="gramStart"/>
-      <w:r>
-        <w:t xml:space="preserve">  }</w:t>
-      </w:r>
-      <w:proofErr w:type="gramEnd"/>
-      <w:r>
-        <w:br/>
-        <w:t xml:space="preserve">  </w:t>
-      </w:r>
-      <w:proofErr w:type="gramStart"/>
-      <w:r>
-        <w:t xml:space="preserve">  }</w:t>
-      </w:r>
-      <w:proofErr w:type="gramEnd"/>
-      <w:r>
-        <w:br/>
-        <w:t>}</w:t>
-      </w:r>
-    </w:p>
-    <w:p>
-      <w:r>
-        <w:t>Inner exception handled internally.</w:t>
-      </w:r>
-      <w:r>
-        <w:br/>
-        <w:t>Outer catch does not execute.</w:t>
-      </w:r>
-    </w:p>
-    <w:p>
-      <w:r>
-        <w:pict w14:anchorId="419FBC3A">
-          <v:rect id="_x0000_i1148" style="width:0;height:1.5pt" o:hralign="center" o:hrstd="t" o:hr="t" fillcolor="#a0a0a0" stroked="f"/>
-        </w:pict>
-      </w:r>
-    </w:p>
-    <w:p>
-      <w:pPr>
-        <w:rPr>
-          <w:b/>
-          <w:bCs/>
-        </w:rPr>
-      </w:pPr>
-      <w:r>
-        <w:rPr>
-          <w:b/>
-          <w:bCs/>
-        </w:rPr>
-        <w:t>Real-Time Banking Example</w:t>
-      </w:r>
-    </w:p>
-    <w:p>
-      <w:r>
-        <w:t xml:space="preserve">public class </w:t>
-      </w:r>
-      <w:proofErr w:type="spellStart"/>
-      <w:r>
-        <w:t>BankingNestedExample</w:t>
-      </w:r>
-      <w:proofErr w:type="spellEnd"/>
-      <w:r>
-        <w:t xml:space="preserve"> {</w:t>
-      </w:r>
-      <w:r>
-        <w:br/>
-      </w:r>
-      <w:r>
-        <w:br/>
-        <w:t xml:space="preserve">    public static void main(String[] </w:t>
-      </w:r>
-      <w:proofErr w:type="spellStart"/>
-      <w:r>
-        <w:t>args</w:t>
-      </w:r>
-      <w:proofErr w:type="spellEnd"/>
-      <w:r>
-        <w:t>) {</w:t>
-      </w:r>
-      <w:r>
-        <w:br/>
-      </w:r>
-      <w:r>
-        <w:br/>
-        <w:t xml:space="preserve">        try {</w:t>
-      </w:r>
-      <w:r>
-        <w:br/>
-        <w:t xml:space="preserve">            </w:t>
-      </w:r>
-      <w:proofErr w:type="spellStart"/>
-      <w:r>
-        <w:t>System.out.println</w:t>
-      </w:r>
-      <w:proofErr w:type="spellEnd"/>
-      <w:r>
-        <w:t>("Connecting to database");</w:t>
-      </w:r>
-      <w:r>
-        <w:br/>
-      </w:r>
-      <w:r>
-        <w:br/>
-        <w:t xml:space="preserve">            try {</w:t>
-      </w:r>
-      <w:r>
-        <w:br/>
-        <w:t xml:space="preserve">                double balance = 1000;</w:t>
-      </w:r>
-      <w:r>
-        <w:br/>
-        <w:t xml:space="preserve">                double withdraw = 1500;</w:t>
-      </w:r>
-      <w:r>
-        <w:br/>
-      </w:r>
-      <w:r>
-        <w:br/>
-        <w:t xml:space="preserve">                if (withdraw &gt; balance) {</w:t>
-      </w:r>
-      <w:r>
-        <w:br/>
-        <w:t xml:space="preserve">                    throw new </w:t>
-      </w:r>
-      <w:proofErr w:type="spellStart"/>
-      <w:r>
-        <w:t>RuntimeException</w:t>
-      </w:r>
-      <w:proofErr w:type="spellEnd"/>
-      <w:r>
-        <w:t>("Insufficient funds");</w:t>
-      </w:r>
-      <w:r>
-        <w:br/>
-        <w:t xml:space="preserve">                }</w:t>
-      </w:r>
-      <w:r>
-        <w:br/>
-      </w:r>
-      <w:r>
-        <w:br/>
-        <w:t xml:space="preserve">            }</w:t>
-      </w:r>
-      <w:r>
-        <w:br/>
-        <w:t xml:space="preserve">            catch (</w:t>
-      </w:r>
-      <w:proofErr w:type="spellStart"/>
-      <w:r>
-        <w:t>RuntimeException</w:t>
-      </w:r>
-      <w:proofErr w:type="spellEnd"/>
-      <w:r>
-        <w:t xml:space="preserve"> e) {</w:t>
-      </w:r>
-      <w:r>
-        <w:br/>
-        <w:t xml:space="preserve">                </w:t>
-      </w:r>
-      <w:proofErr w:type="spellStart"/>
-      <w:r>
-        <w:t>System.out.println</w:t>
-      </w:r>
-      <w:proofErr w:type="spellEnd"/>
-      <w:r>
-        <w:t xml:space="preserve">("Transaction failed: " + </w:t>
-      </w:r>
-      <w:proofErr w:type="spellStart"/>
-      <w:r>
-        <w:t>e.getMessage</w:t>
-      </w:r>
-      <w:proofErr w:type="spellEnd"/>
-      <w:r>
-        <w:t>());</w:t>
-      </w:r>
-      <w:r>
-        <w:br/>
-        <w:t xml:space="preserve">            }</w:t>
-      </w:r>
-      <w:r>
-        <w:br/>
-      </w:r>
-      <w:r>
-        <w:br/>
-        <w:t xml:space="preserve">            </w:t>
-      </w:r>
-      <w:proofErr w:type="spellStart"/>
-      <w:r>
-        <w:t>System.out.println</w:t>
-      </w:r>
-      <w:proofErr w:type="spellEnd"/>
-      <w:r>
-        <w:t>("Closing connection");</w:t>
-      </w:r>
-      <w:r>
-        <w:br/>
-      </w:r>
-      <w:r>
-        <w:br/>
-        <w:t xml:space="preserve">        }</w:t>
-      </w:r>
-      <w:r>
-        <w:br/>
-        <w:t xml:space="preserve">        catch (Exception e) {</w:t>
-      </w:r>
-      <w:r>
-        <w:br/>
-      </w:r>
-      <w:r>
-        <w:lastRenderedPageBreak/>
-        <w:t xml:space="preserve">            </w:t>
-      </w:r>
-      <w:proofErr w:type="spellStart"/>
-      <w:r>
-        <w:t>System.out.println</w:t>
-      </w:r>
-      <w:proofErr w:type="spellEnd"/>
-      <w:r>
-        <w:t>("System level error");</w:t>
-      </w:r>
-      <w:r>
-        <w:br/>
-        <w:t xml:space="preserve">        }</w:t>
-      </w:r>
-      <w:r>
-        <w:br/>
-        <w:t xml:space="preserve">    }</w:t>
-      </w:r>
-      <w:r>
-        <w:br/>
-        <w:t>}</w:t>
-      </w:r>
-    </w:p>
-    <w:p>
-      <w:r>
-        <w:t>Transaction failure handled separately from system failure.</w:t>
-      </w:r>
-    </w:p>
-    <w:p>
-      <w:r>
-        <w:pict w14:anchorId="2804C261">
-          <v:rect id="_x0000_i1149" style="width:0;height:1.5pt" o:hralign="center" o:hrstd="t" o:hr="t" fillcolor="#a0a0a0" stroked="f"/>
-        </w:pict>
-      </w:r>
-    </w:p>
-    <w:p>
-      <w:pPr>
-        <w:rPr>
-          <w:b/>
-          <w:bCs/>
-        </w:rPr>
-      </w:pPr>
-      <w:r>
-        <w:rPr>
-          <w:b/>
-          <w:bCs/>
-        </w:rPr>
-        <w:t>When to Use Nested try-catch</w:t>
-      </w:r>
-    </w:p>
-    <w:p>
-      <w:r>
-        <w:t>When different layers need different handling</w:t>
-      </w:r>
-      <w:r>
-        <w:br/>
-        <w:t>When inner failure should not affect outer flow</w:t>
-      </w:r>
-      <w:r>
-        <w:br/>
-        <w:t>When cleanup must happen at different levels</w:t>
-      </w:r>
-    </w:p>
-    <w:p>
-      <w:r>
-        <w:t>Avoid over-nesting. Keep code readable.</w:t>
-      </w:r>
-    </w:p>
-    <w:p>
-      <w:r>
-        <w:pict w14:anchorId="59A1DDC0">
-          <v:rect id="_x0000_i1150" style="width:0;height:1.5pt" o:hralign="center" o:hrstd="t" o:hr="t" fillcolor="#a0a0a0" stroked="f"/>
-        </w:pict>
-      </w:r>
-    </w:p>
-    <w:p>
-      <w:pPr>
-        <w:rPr>
-          <w:b/>
-          <w:bCs/>
-        </w:rPr>
-      </w:pPr>
-      <w:r>
-        <w:rPr>
-          <w:b/>
-          <w:bCs/>
-        </w:rPr>
-        <w:t>2. Multi-Catch (Java 7+)</w:t>
-      </w:r>
-    </w:p>
-    <w:p>
-      <w:r>
-        <w:t>Before Java 7, multiple catch blocks required duplication.</w:t>
-      </w:r>
-    </w:p>
-    <w:p>
-      <w:r>
-        <w:t>Now we can catch multiple exceptions in a single block.</w:t>
-      </w:r>
-    </w:p>
-    <w:p>
-      <w:r>
-        <w:t>Syntax:</w:t>
-      </w:r>
-    </w:p>
-    <w:p>
-      <w:r>
-        <w:t>catch (ExceptionType1 | ExceptionType2 e)</w:t>
-      </w:r>
-    </w:p>
-    <w:p>
-      <w:r>
-        <w:pict w14:anchorId="31C4F8C6">
-          <v:rect id="_x0000_i1151" style="width:0;height:1.5pt" o:hralign="center" o:hrstd="t" o:hr="t" fillcolor="#a0a0a0" stroked="f"/>
-        </w:pict>
-      </w:r>
-    </w:p>
-    <w:p>
-      <w:pPr>
-        <w:rPr>
-          <w:b/>
-          <w:bCs/>
-        </w:rPr>
-      </w:pPr>
-      <w:r>
-        <w:rPr>
-          <w:b/>
-          <w:bCs/>
-        </w:rPr>
-        <w:t>Basic Multi-Catch Example</w:t>
-      </w:r>
-    </w:p>
-    <w:p>
-      <w:r>
-        <w:t xml:space="preserve">public class </w:t>
-      </w:r>
-      <w:proofErr w:type="spellStart"/>
-      <w:r>
-        <w:t>MultiCatchExample</w:t>
-      </w:r>
-      <w:proofErr w:type="spellEnd"/>
-      <w:r>
-        <w:t xml:space="preserve"> {</w:t>
-      </w:r>
-      <w:r>
-        <w:br/>
-      </w:r>
-      <w:r>
-        <w:br/>
-        <w:t xml:space="preserve">    public static void </w:t>
-      </w:r>
-      <w:proofErr w:type="gramStart"/>
-      <w:r>
-        <w:t>main(String[</w:t>
-      </w:r>
-      <w:proofErr w:type="gramEnd"/>
-      <w:r>
-        <w:t xml:space="preserve">] </w:t>
-      </w:r>
-      <w:proofErr w:type="spellStart"/>
-      <w:r>
-        <w:t>args</w:t>
-      </w:r>
-      <w:proofErr w:type="spellEnd"/>
-      <w:r>
-        <w:t>) {</w:t>
-      </w:r>
-      <w:r>
-        <w:br/>
-      </w:r>
-      <w:r>
-        <w:br/>
-        <w:t xml:space="preserve">        try {</w:t>
-      </w:r>
-      <w:r>
-        <w:br/>
-        <w:t xml:space="preserve">            String str = null;</w:t>
-      </w:r>
-      <w:r>
-        <w:br/>
-        <w:t xml:space="preserve">            </w:t>
-      </w:r>
-      <w:proofErr w:type="spellStart"/>
-      <w:r>
-        <w:t>System.out.println</w:t>
-      </w:r>
-      <w:proofErr w:type="spellEnd"/>
-      <w:r>
-        <w:t>(</w:t>
-      </w:r>
-      <w:proofErr w:type="spellStart"/>
-      <w:proofErr w:type="gramStart"/>
-      <w:r>
-        <w:t>str.length</w:t>
-      </w:r>
-      <w:proofErr w:type="spellEnd"/>
-      <w:proofErr w:type="gramEnd"/>
-      <w:r>
-        <w:t>());</w:t>
-      </w:r>
-      <w:r>
-        <w:br/>
-        <w:t xml:space="preserve">      </w:t>
-      </w:r>
-      <w:proofErr w:type="gramStart"/>
-      <w:r>
-        <w:t xml:space="preserve">  }</w:t>
-      </w:r>
-      <w:proofErr w:type="gramEnd"/>
-      <w:r>
-        <w:br/>
-        <w:t xml:space="preserve">        catch (</w:t>
-      </w:r>
-      <w:proofErr w:type="spellStart"/>
-      <w:r>
-        <w:t>NullPointerException</w:t>
-      </w:r>
-      <w:proofErr w:type="spellEnd"/>
-      <w:r>
-        <w:t xml:space="preserve"> | </w:t>
-      </w:r>
-      <w:proofErr w:type="spellStart"/>
-      <w:r>
-        <w:t>ArithmeticException</w:t>
-      </w:r>
-      <w:proofErr w:type="spellEnd"/>
-      <w:r>
-        <w:t xml:space="preserve"> e) {</w:t>
-      </w:r>
-      <w:r>
-        <w:br/>
-        <w:t xml:space="preserve">            </w:t>
-      </w:r>
-      <w:proofErr w:type="spellStart"/>
-      <w:r>
-        <w:t>System.out.println</w:t>
-      </w:r>
-      <w:proofErr w:type="spellEnd"/>
-      <w:r>
-        <w:t>("Exception occurred");</w:t>
-      </w:r>
-      <w:r>
-        <w:br/>
-        <w:t xml:space="preserve">      </w:t>
-      </w:r>
-      <w:proofErr w:type="gramStart"/>
-      <w:r>
-        <w:t xml:space="preserve">  }</w:t>
-      </w:r>
-      <w:proofErr w:type="gramEnd"/>
-      <w:r>
-        <w:br/>
-        <w:t xml:space="preserve">  </w:t>
-      </w:r>
-      <w:proofErr w:type="gramStart"/>
-      <w:r>
-        <w:t xml:space="preserve">  }</w:t>
-      </w:r>
-      <w:proofErr w:type="gramEnd"/>
-      <w:r>
-        <w:br/>
-        <w:t>}</w:t>
-      </w:r>
-    </w:p>
-    <w:p>
-      <w:r>
-        <w:t>Cleaner code. Less duplication.</w:t>
-      </w:r>
-    </w:p>
-    <w:p>
-      <w:r>
-        <w:lastRenderedPageBreak/>
-        <w:pict w14:anchorId="6C889E97">
-          <v:rect id="_x0000_i1152" style="width:0;height:1.5pt" o:hralign="center" o:hrstd="t" o:hr="t" fillcolor="#a0a0a0" stroked="f"/>
-        </w:pict>
-      </w:r>
-    </w:p>
-    <w:p>
-      <w:pPr>
-        <w:rPr>
-          <w:b/>
-          <w:bCs/>
-        </w:rPr>
-      </w:pPr>
-      <w:r>
-        <w:rPr>
-          <w:b/>
-          <w:bCs/>
-        </w:rPr>
-        <w:t>Important Rule</w:t>
-      </w:r>
-    </w:p>
-    <w:p>
-      <w:r>
-        <w:t>Exceptions in multi-catch must not have parent-child relationship.</w:t>
-      </w:r>
-    </w:p>
-    <w:p>
-      <w:r>
-        <w:t>Wrong:</w:t>
-      </w:r>
-    </w:p>
-    <w:p>
-      <w:r>
-        <w:t xml:space="preserve">catch (Exception | </w:t>
-      </w:r>
-      <w:proofErr w:type="spellStart"/>
-      <w:r>
-        <w:t>ArithmeticException</w:t>
-      </w:r>
-      <w:proofErr w:type="spellEnd"/>
-      <w:r>
-        <w:t xml:space="preserve"> e)</w:t>
-      </w:r>
-    </w:p>
-    <w:p>
-      <w:r>
-        <w:t>Compile-time error.</w:t>
-      </w:r>
-    </w:p>
-    <w:p>
-      <w:r>
-        <w:t xml:space="preserve">Because </w:t>
-      </w:r>
-      <w:proofErr w:type="spellStart"/>
-      <w:r>
-        <w:t>ArithmeticException</w:t>
-      </w:r>
-      <w:proofErr w:type="spellEnd"/>
-      <w:r>
-        <w:t xml:space="preserve"> is child of Exception.</w:t>
-      </w:r>
-    </w:p>
-    <w:p>
-      <w:r>
-        <w:pict w14:anchorId="5038FED1">
-          <v:rect id="_x0000_i1153" style="width:0;height:1.5pt" o:hralign="center" o:hrstd="t" o:hr="t" fillcolor="#a0a0a0" stroked="f"/>
-        </w:pict>
-      </w:r>
-    </w:p>
-    <w:p>
-      <w:pPr>
-        <w:rPr>
-          <w:b/>
-          <w:bCs/>
-        </w:rPr>
-      </w:pPr>
-      <w:r>
-        <w:rPr>
-          <w:b/>
-          <w:bCs/>
-        </w:rPr>
-        <w:t>Real-Time File + Parsing Example</w:t>
-      </w:r>
-    </w:p>
-    <w:p>
-      <w:r>
-        <w:t xml:space="preserve">import </w:t>
-      </w:r>
-      <w:proofErr w:type="spellStart"/>
-      <w:proofErr w:type="gramStart"/>
-      <w:r>
-        <w:t>java.io.FileReader</w:t>
-      </w:r>
-      <w:proofErr w:type="spellEnd"/>
-      <w:proofErr w:type="gramEnd"/>
-      <w:r>
-        <w:t>;</w:t>
-      </w:r>
-      <w:r>
-        <w:br/>
-        <w:t xml:space="preserve">import </w:t>
-      </w:r>
-      <w:proofErr w:type="spellStart"/>
-      <w:proofErr w:type="gramStart"/>
-      <w:r>
-        <w:t>java.io.IOException</w:t>
-      </w:r>
-      <w:proofErr w:type="spellEnd"/>
-      <w:proofErr w:type="gramEnd"/>
-      <w:r>
-        <w:t>;</w:t>
-      </w:r>
-      <w:r>
-        <w:br/>
-      </w:r>
-      <w:r>
-        <w:br/>
-        <w:t xml:space="preserve">public class </w:t>
-      </w:r>
-      <w:proofErr w:type="spellStart"/>
-      <w:r>
-        <w:t>MultiCatchRealTime</w:t>
-      </w:r>
-      <w:proofErr w:type="spellEnd"/>
-      <w:r>
-        <w:t xml:space="preserve"> {</w:t>
-      </w:r>
-      <w:r>
-        <w:br/>
-      </w:r>
-      <w:r>
-        <w:br/>
-        <w:t xml:space="preserve">    public static void </w:t>
-      </w:r>
-      <w:proofErr w:type="gramStart"/>
-      <w:r>
-        <w:t>main(String[</w:t>
-      </w:r>
-      <w:proofErr w:type="gramEnd"/>
-      <w:r>
-        <w:t xml:space="preserve">] </w:t>
-      </w:r>
-      <w:proofErr w:type="spellStart"/>
-      <w:r>
-        <w:t>args</w:t>
-      </w:r>
-      <w:proofErr w:type="spellEnd"/>
-      <w:r>
-        <w:t>) {</w:t>
-      </w:r>
-      <w:r>
-        <w:br/>
-      </w:r>
-      <w:r>
-        <w:br/>
-        <w:t xml:space="preserve">        try {</w:t>
-      </w:r>
-      <w:r>
-        <w:br/>
-        <w:t xml:space="preserve">            </w:t>
-      </w:r>
-      <w:proofErr w:type="spellStart"/>
-      <w:r>
-        <w:t>FileReader</w:t>
-      </w:r>
-      <w:proofErr w:type="spellEnd"/>
-      <w:r>
-        <w:t xml:space="preserve"> reader = new </w:t>
-      </w:r>
-      <w:proofErr w:type="spellStart"/>
-      <w:r>
-        <w:t>FileReader</w:t>
-      </w:r>
-      <w:proofErr w:type="spellEnd"/>
-      <w:r>
-        <w:t>("data.txt");</w:t>
-      </w:r>
-      <w:r>
-        <w:br/>
-        <w:t xml:space="preserve">            int value = </w:t>
-      </w:r>
-      <w:proofErr w:type="spellStart"/>
-      <w:r>
-        <w:t>Integer.parseInt</w:t>
-      </w:r>
-      <w:proofErr w:type="spellEnd"/>
-      <w:r>
-        <w:t>("</w:t>
-      </w:r>
-      <w:proofErr w:type="spellStart"/>
-      <w:r>
-        <w:t>abc</w:t>
-      </w:r>
-      <w:proofErr w:type="spellEnd"/>
-      <w:r>
-        <w:t>");</w:t>
-      </w:r>
-      <w:r>
-        <w:br/>
-        <w:t xml:space="preserve">      </w:t>
-      </w:r>
-      <w:proofErr w:type="gramStart"/>
-      <w:r>
-        <w:t xml:space="preserve">  }</w:t>
-      </w:r>
-      <w:proofErr w:type="gramEnd"/>
-      <w:r>
-        <w:br/>
-        <w:t xml:space="preserve">        catch (</w:t>
-      </w:r>
-      <w:proofErr w:type="spellStart"/>
-      <w:r>
-        <w:t>IOException</w:t>
-      </w:r>
-      <w:proofErr w:type="spellEnd"/>
-      <w:r>
-        <w:t xml:space="preserve"> | </w:t>
-      </w:r>
-      <w:proofErr w:type="spellStart"/>
-      <w:r>
-        <w:t>NumberFormatException</w:t>
-      </w:r>
-      <w:proofErr w:type="spellEnd"/>
-      <w:r>
-        <w:t xml:space="preserve"> e) {</w:t>
-      </w:r>
-      <w:r>
-        <w:br/>
-        <w:t xml:space="preserve">            </w:t>
-      </w:r>
-      <w:proofErr w:type="spellStart"/>
-      <w:r>
-        <w:t>System.out.println</w:t>
-      </w:r>
-      <w:proofErr w:type="spellEnd"/>
-      <w:r>
-        <w:t>("Operation failed");</w:t>
-      </w:r>
-      <w:r>
-        <w:br/>
-        <w:t xml:space="preserve">      </w:t>
-      </w:r>
-      <w:proofErr w:type="gramStart"/>
-      <w:r>
-        <w:t xml:space="preserve">  }</w:t>
-      </w:r>
-      <w:proofErr w:type="gramEnd"/>
-      <w:r>
-        <w:br/>
-        <w:t xml:space="preserve">  </w:t>
-      </w:r>
-      <w:proofErr w:type="gramStart"/>
-      <w:r>
-        <w:t xml:space="preserve">  }</w:t>
-      </w:r>
-      <w:proofErr w:type="gramEnd"/>
-      <w:r>
-        <w:br/>
-        <w:t>}</w:t>
-      </w:r>
-    </w:p>
-    <w:p>
-      <w:r>
-        <w:t>Handles both file and parsing errors cleanly.</w:t>
-      </w:r>
-    </w:p>
-    <w:p>
-      <w:r>
-        <w:pict w14:anchorId="35946A6C">
-          <v:rect id="_x0000_i1154" style="width:0;height:1.5pt" o:hralign="center" o:hrstd="t" o:hr="t" fillcolor="#a0a0a0" stroked="f"/>
-        </w:pict>
-      </w:r>
-    </w:p>
-    <w:p>
-      <w:pPr>
-        <w:rPr>
-          <w:b/>
-          <w:bCs/>
-        </w:rPr>
-      </w:pPr>
-      <w:r>
-        <w:rPr>
-          <w:b/>
-          <w:bCs/>
-        </w:rPr>
-        <w:t>3. Nested vs Multi-Catch Comparison</w:t>
-      </w:r>
-    </w:p>
-    <w:p>
-      <w:r>
-        <w:t>Nested try-catch</w:t>
-      </w:r>
-    </w:p>
-    <w:p>
-      <w:r>
-        <w:t>Used for different handling strategies</w:t>
-      </w:r>
-      <w:r>
-        <w:br/>
-        <w:t>Used for layered control</w:t>
-      </w:r>
-    </w:p>
-    <w:p>
-      <w:r>
-        <w:t>Multi-catch</w:t>
-      </w:r>
-    </w:p>
-    <w:p>
-      <w:r>
-        <w:lastRenderedPageBreak/>
-        <w:t>Used for similar handling logic</w:t>
-      </w:r>
-      <w:r>
-        <w:br/>
-        <w:t>Cleaner and shorter</w:t>
-      </w:r>
-    </w:p>
-    <w:p>
-      <w:r>
-        <w:pict w14:anchorId="19C38A8D">
-          <v:rect id="_x0000_i1155" style="width:0;height:1.5pt" o:hralign="center" o:hrstd="t" o:hr="t" fillcolor="#a0a0a0" stroked="f"/>
-        </w:pict>
-      </w:r>
-    </w:p>
-    <w:p>
-      <w:pPr>
-        <w:rPr>
-          <w:b/>
-          <w:bCs/>
-        </w:rPr>
-      </w:pPr>
-      <w:r>
-        <w:rPr>
-          <w:b/>
-          <w:bCs/>
-        </w:rPr>
-        <w:t>4. Advanced Nested Flow Example</w:t>
-      </w:r>
-    </w:p>
-    <w:p>
-      <w:r>
-        <w:t xml:space="preserve">public class </w:t>
-      </w:r>
-      <w:proofErr w:type="spellStart"/>
-      <w:r>
-        <w:t>AdvancedNested</w:t>
-      </w:r>
-      <w:proofErr w:type="spellEnd"/>
-      <w:r>
-        <w:t xml:space="preserve"> {</w:t>
-      </w:r>
-      <w:r>
-        <w:br/>
-      </w:r>
-      <w:r>
-        <w:br/>
-        <w:t xml:space="preserve">    static void </w:t>
-      </w:r>
-      <w:proofErr w:type="gramStart"/>
-      <w:r>
-        <w:t>process(</w:t>
-      </w:r>
-      <w:proofErr w:type="gramEnd"/>
-      <w:r>
-        <w:t>) {</w:t>
-      </w:r>
-      <w:r>
-        <w:br/>
-        <w:t xml:space="preserve">        try {</w:t>
-      </w:r>
-      <w:r>
-        <w:br/>
-        <w:t xml:space="preserve">            </w:t>
-      </w:r>
-      <w:proofErr w:type="gramStart"/>
-      <w:r>
-        <w:t>validate(</w:t>
-      </w:r>
-      <w:proofErr w:type="gramEnd"/>
-      <w:r>
-        <w:t>);</w:t>
-      </w:r>
-      <w:r>
-        <w:br/>
-        <w:t xml:space="preserve">      </w:t>
-      </w:r>
-      <w:proofErr w:type="gramStart"/>
-      <w:r>
-        <w:t xml:space="preserve">  }</w:t>
-      </w:r>
-      <w:proofErr w:type="gramEnd"/>
-      <w:r>
-        <w:br/>
-        <w:t xml:space="preserve">        catch (</w:t>
-      </w:r>
-      <w:proofErr w:type="spellStart"/>
-      <w:r>
-        <w:t>IllegalArgumentException</w:t>
-      </w:r>
-      <w:proofErr w:type="spellEnd"/>
-      <w:r>
-        <w:t xml:space="preserve"> e) {</w:t>
-      </w:r>
-      <w:r>
-        <w:br/>
-        <w:t xml:space="preserve">            </w:t>
-      </w:r>
-      <w:proofErr w:type="spellStart"/>
-      <w:r>
-        <w:t>System.out.println</w:t>
-      </w:r>
-      <w:proofErr w:type="spellEnd"/>
-      <w:r>
-        <w:t>("Validation failed");</w:t>
-      </w:r>
-      <w:r>
-        <w:br/>
-        <w:t xml:space="preserve">      </w:t>
-      </w:r>
-      <w:proofErr w:type="gramStart"/>
-      <w:r>
-        <w:t xml:space="preserve">  }</w:t>
-      </w:r>
-      <w:proofErr w:type="gramEnd"/>
-      <w:r>
-        <w:br/>
-        <w:t xml:space="preserve">  </w:t>
-      </w:r>
-      <w:proofErr w:type="gramStart"/>
-      <w:r>
-        <w:t xml:space="preserve">  }</w:t>
-      </w:r>
-      <w:proofErr w:type="gramEnd"/>
-      <w:r>
-        <w:br/>
-      </w:r>
-      <w:r>
-        <w:br/>
-        <w:t xml:space="preserve">    static void </w:t>
-      </w:r>
-      <w:proofErr w:type="gramStart"/>
-      <w:r>
-        <w:t>validate(</w:t>
-      </w:r>
-      <w:proofErr w:type="gramEnd"/>
-      <w:r>
-        <w:t>) {</w:t>
-      </w:r>
-      <w:r>
-        <w:br/>
-        <w:t xml:space="preserve">        throw new </w:t>
-      </w:r>
-      <w:proofErr w:type="spellStart"/>
-      <w:proofErr w:type="gramStart"/>
-      <w:r>
-        <w:t>IllegalArgumentException</w:t>
-      </w:r>
-      <w:proofErr w:type="spellEnd"/>
-      <w:r>
-        <w:t>(</w:t>
-      </w:r>
-      <w:proofErr w:type="gramEnd"/>
-      <w:r>
-        <w:t>"Invalid input");</w:t>
-      </w:r>
-      <w:r>
-        <w:br/>
-        <w:t xml:space="preserve">  </w:t>
-      </w:r>
-      <w:proofErr w:type="gramStart"/>
-      <w:r>
-        <w:t xml:space="preserve">  }</w:t>
-      </w:r>
-      <w:proofErr w:type="gramEnd"/>
-      <w:r>
-        <w:br/>
-      </w:r>
-      <w:r>
-        <w:br/>
-        <w:t xml:space="preserve">    public static void </w:t>
-      </w:r>
-      <w:proofErr w:type="gramStart"/>
-      <w:r>
-        <w:t>main(String[</w:t>
-      </w:r>
-      <w:proofErr w:type="gramEnd"/>
-      <w:r>
-        <w:t xml:space="preserve">] </w:t>
-      </w:r>
-      <w:proofErr w:type="spellStart"/>
-      <w:r>
-        <w:t>args</w:t>
-      </w:r>
-      <w:proofErr w:type="spellEnd"/>
-      <w:r>
-        <w:t>) {</w:t>
-      </w:r>
-      <w:r>
-        <w:br/>
-        <w:t xml:space="preserve">        </w:t>
-      </w:r>
-      <w:proofErr w:type="gramStart"/>
-      <w:r>
-        <w:t>process(</w:t>
-      </w:r>
-      <w:proofErr w:type="gramEnd"/>
-      <w:r>
-        <w:t>);</w:t>
-      </w:r>
-      <w:r>
-        <w:br/>
-        <w:t xml:space="preserve">  </w:t>
-      </w:r>
-      <w:proofErr w:type="gramStart"/>
-      <w:r>
-        <w:t xml:space="preserve">  }</w:t>
-      </w:r>
-      <w:proofErr w:type="gramEnd"/>
-      <w:r>
-        <w:br/>
-        <w:t>}</w:t>
-      </w:r>
-    </w:p>
-    <w:p>
-      <w:r>
-        <w:t>Exception handled inside process.</w:t>
-      </w:r>
-      <w:r>
-        <w:br/>
-        <w:t xml:space="preserve">Does not propagate </w:t>
-      </w:r>
-      <w:proofErr w:type="gramStart"/>
-      <w:r>
-        <w:t>to</w:t>
-      </w:r>
-      <w:proofErr w:type="gramEnd"/>
-      <w:r>
-        <w:t xml:space="preserve"> main.</w:t>
-      </w:r>
-    </w:p>
-    <w:p>
-      <w:r>
-        <w:pict w14:anchorId="7DA70A7A">
-          <v:rect id="_x0000_i1156" style="width:0;height:1.5pt" o:hralign="center" o:hrstd="t" o:hr="t" fillcolor="#a0a0a0" stroked="f"/>
-        </w:pict>
-      </w:r>
-    </w:p>
-    <w:p>
-      <w:pPr>
-        <w:rPr>
-          <w:b/>
-          <w:bCs/>
-        </w:rPr>
-      </w:pPr>
-      <w:r>
-        <w:rPr>
-          <w:b/>
-          <w:bCs/>
-        </w:rPr>
-        <w:t>5. Enterprise Pattern</w:t>
-      </w:r>
-    </w:p>
-    <w:p>
-      <w:r>
-        <w:t>Controller handles business exceptions</w:t>
-      </w:r>
-      <w:r>
-        <w:br/>
-        <w:t>Global handler handles system exceptions</w:t>
-      </w:r>
-    </w:p>
-    <w:p>
-      <w:r>
-        <w:t>Nested handling simulates layered architecture.</w:t>
-      </w:r>
-    </w:p>
-    <w:p>
-      <w:r>
-        <w:t>Example:</w:t>
-      </w:r>
-    </w:p>
-    <w:p>
-      <w:r>
-        <w:t>Repository</w:t>
-      </w:r>
-      <w:r>
-        <w:br/>
-        <w:t xml:space="preserve">throws </w:t>
-      </w:r>
-      <w:proofErr w:type="spellStart"/>
-      <w:r>
-        <w:t>SQLException</w:t>
-      </w:r>
-      <w:proofErr w:type="spellEnd"/>
-    </w:p>
-    <w:p>
-      <w:r>
-        <w:t>Service</w:t>
-      </w:r>
-      <w:r>
-        <w:br/>
-        <w:t>catches and wraps</w:t>
-      </w:r>
-    </w:p>
-    <w:p>
-      <w:r>
-        <w:lastRenderedPageBreak/>
-        <w:t>Controller</w:t>
-      </w:r>
-      <w:r>
-        <w:br/>
-        <w:t xml:space="preserve">handles </w:t>
-      </w:r>
-      <w:proofErr w:type="spellStart"/>
-      <w:r>
-        <w:t>BusinessException</w:t>
-      </w:r>
-      <w:proofErr w:type="spellEnd"/>
-    </w:p>
-    <w:p>
-      <w:r>
-        <w:pict w14:anchorId="0C49E090">
-          <v:rect id="_x0000_i1157" style="width:0;height:1.5pt" o:hralign="center" o:hrstd="t" o:hr="t" fillcolor="#a0a0a0" stroked="f"/>
-        </w:pict>
-      </w:r>
-    </w:p>
-    <w:p>
-      <w:pPr>
-        <w:rPr>
-          <w:b/>
-          <w:bCs/>
-        </w:rPr>
-      </w:pPr>
-      <w:r>
-        <w:rPr>
-          <w:b/>
-          <w:bCs/>
-        </w:rPr>
-        <w:t>6. Performance Consideration</w:t>
-      </w:r>
-    </w:p>
-    <w:p>
-      <w:r>
-        <w:t>Deep nested try-catch increases complexity</w:t>
-      </w:r>
-      <w:r>
-        <w:br/>
-        <w:t>Keep nesting minimal</w:t>
-      </w:r>
-      <w:r>
-        <w:br/>
-        <w:t>Use multi-catch when handling logic same</w:t>
-      </w:r>
-    </w:p>
-    <w:p>
-      <w:r>
-        <w:t>Exception handling itself is lightweight</w:t>
-      </w:r>
-      <w:r>
-        <w:br/>
-        <w:t>Throwing exceptions is expensive</w:t>
-      </w:r>
-    </w:p>
-    <w:p>
-      <w:r>
-        <w:pict w14:anchorId="093899B5">
-          <v:rect id="_x0000_i1158" style="width:0;height:1.5pt" o:hralign="center" o:hrstd="t" o:hr="t" fillcolor="#a0a0a0" stroked="f"/>
-        </w:pict>
-      </w:r>
-    </w:p>
-    <w:p>
-      <w:pPr>
-        <w:rPr>
-          <w:b/>
-          <w:bCs/>
-        </w:rPr>
-      </w:pPr>
-      <w:r>
-        <w:rPr>
-          <w:b/>
-          <w:bCs/>
-        </w:rPr>
-        <w:t>7. Security Consideration</w:t>
-      </w:r>
-    </w:p>
-    <w:p>
-      <w:r>
-        <w:t>Avoid detailed exception messages in user-level multi-catch.</w:t>
-      </w:r>
-    </w:p>
-    <w:p>
-      <w:r>
-        <w:t>Bad:</w:t>
-      </w:r>
-    </w:p>
-    <w:p>
-      <w:r>
-        <w:t>catch (Exception e) {</w:t>
-      </w:r>
-      <w:r>
-        <w:br/>
-        <w:t xml:space="preserve">    </w:t>
-      </w:r>
-      <w:proofErr w:type="spellStart"/>
-      <w:r>
-        <w:t>System.out.println</w:t>
-      </w:r>
-      <w:proofErr w:type="spellEnd"/>
-      <w:r>
-        <w:t>(e);</w:t>
-      </w:r>
-      <w:r>
-        <w:br/>
-        <w:t>}</w:t>
-      </w:r>
-    </w:p>
-    <w:p>
-      <w:r>
-        <w:t>Good:</w:t>
-      </w:r>
-    </w:p>
-    <w:p>
-      <w:r>
-        <w:t>catch (Exception e) {</w:t>
-      </w:r>
-      <w:r>
-        <w:br/>
-        <w:t xml:space="preserve">    </w:t>
-      </w:r>
-      <w:proofErr w:type="spellStart"/>
-      <w:r>
-        <w:t>System.out.println</w:t>
-      </w:r>
-      <w:proofErr w:type="spellEnd"/>
-      <w:r>
-        <w:t>("Operation failed");</w:t>
-      </w:r>
-      <w:r>
-        <w:br/>
-        <w:t>}</w:t>
-      </w:r>
-    </w:p>
-    <w:p>
-      <w:r>
-        <w:t>Log details internally.</w:t>
-      </w:r>
-    </w:p>
-    <w:p>
-      <w:r>
-        <w:pict w14:anchorId="5B6D5A5E">
-          <v:rect id="_x0000_i1159" style="width:0;height:1.5pt" o:hralign="center" o:hrstd="t" o:hr="t" fillcolor="#a0a0a0" stroked="f"/>
-        </w:pict>
-      </w:r>
-    </w:p>
-    <w:p>
-      <w:pPr>
-        <w:rPr>
-          <w:b/>
-          <w:bCs/>
-        </w:rPr>
-      </w:pPr>
-      <w:r>
-        <w:rPr>
-          <w:b/>
-          <w:bCs/>
-        </w:rPr>
-        <w:t>8. Common Interview Questions</w:t>
-      </w:r>
-    </w:p>
-    <w:p>
-      <w:r>
-        <w:t>What is nested try-catch</w:t>
-      </w:r>
-      <w:r>
-        <w:br/>
-        <w:t>When to use multi-catch</w:t>
-      </w:r>
-      <w:r>
-        <w:br/>
-        <w:t>Why parent-child not allowed in multi-catch</w:t>
-      </w:r>
-      <w:r>
-        <w:br/>
-        <w:t>Difference between nested and multi-catch</w:t>
-      </w:r>
-      <w:r>
-        <w:br/>
-        <w:t>Is nested try recommended</w:t>
-      </w:r>
-    </w:p>
-    <w:p>
-      <w:r>
-        <w:pict w14:anchorId="0D30A909">
-          <v:rect id="_x0000_i1160" style="width:0;height:1.5pt" o:hralign="center" o:hrstd="t" o:hr="t" fillcolor="#a0a0a0" stroked="f"/>
-        </w:pict>
-      </w:r>
-    </w:p>
-    <w:p>
-      <w:pPr>
-        <w:rPr>
-          <w:b/>
-          <w:bCs/>
-        </w:rPr>
-      </w:pPr>
-      <w:r>
-        <w:rPr>
-          <w:b/>
-          <w:bCs/>
-        </w:rPr>
-        <w:t>9. Best Practices</w:t>
-      </w:r>
-    </w:p>
-    <w:p>
-      <w:r>
-        <w:t>Do not over-nest</w:t>
-      </w:r>
-      <w:r>
-        <w:br/>
-        <w:t>Keep try blocks small</w:t>
-      </w:r>
-      <w:r>
-        <w:br/>
-      </w:r>
-      <w:r>
-        <w:lastRenderedPageBreak/>
-        <w:t>Handle only what you can recover</w:t>
-      </w:r>
-      <w:r>
-        <w:br/>
-        <w:t>Use multi-catch for similar handling</w:t>
-      </w:r>
-    </w:p>
-    <w:p>
-      <w:r>
-        <w:pict w14:anchorId="1ED16C6D">
-          <v:rect id="_x0000_i1161" style="width:0;height:1.5pt" o:hralign="center" o:hrstd="t" o:hr="t" fillcolor="#a0a0a0" stroked="f"/>
-        </w:pict>
-      </w:r>
-    </w:p>
-    <w:p>
-      <w:pPr>
-        <w:rPr>
-          <w:b/>
-          <w:bCs/>
-        </w:rPr>
-      </w:pPr>
-      <w:r>
-        <w:rPr>
-          <w:b/>
-          <w:bCs/>
-        </w:rPr>
-        <w:t>MODULE 8 SUMMARY</w:t>
-      </w:r>
-    </w:p>
-    <w:p>
-      <w:r>
-        <w:t>Nested try handles layered failures</w:t>
-      </w:r>
-      <w:r>
-        <w:br/>
-      </w:r>
-      <w:proofErr w:type="gramStart"/>
-      <w:r>
-        <w:t>Multi-catch</w:t>
-      </w:r>
-      <w:proofErr w:type="gramEnd"/>
-      <w:r>
-        <w:t xml:space="preserve"> reduces duplication</w:t>
-      </w:r>
-      <w:r>
-        <w:br/>
-        <w:t>Parent-child exception not allowed in multi-catch</w:t>
-      </w:r>
-      <w:r>
-        <w:br/>
-        <w:t>Use carefully to maintain readability</w:t>
-      </w:r>
-    </w:p>
-    <w:p>
-      <w:r>
-        <w:pict w14:anchorId="6339673D">
-          <v:rect id="_x0000_i1162" style="width:0;height:1.5pt" o:hralign="center" o:hrstd="t" o:hr="t" fillcolor="#a0a0a0" stroked="f"/>
-        </w:pict>
-      </w:r>
-    </w:p>
-    <w:p>
-      <w:r>
-        <w:pict w14:anchorId="2C3A809A">
-          <v:rect id="_x0000_i1163" style="width:0;height:1.5pt" o:hralign="center" o:hrstd="t" o:hr="t" fillcolor="#a0a0a0" stroked="f"/>
-        </w:pict>
-      </w:r>
-    </w:p>
-    <w:p>
-      <w:pPr>
-        <w:rPr>
-          <w:b/>
-          <w:bCs/>
-        </w:rPr>
-      </w:pPr>
-      <w:r>
-        <w:rPr>
-          <w:b/>
-          <w:bCs/>
-        </w:rPr>
-        <w:t>MODULE 9</w:t>
-      </w:r>
-    </w:p>
-    <w:p>
-      <w:pPr>
-        <w:rPr>
-          <w:b/>
-          <w:bCs/>
-        </w:rPr>
-      </w:pPr>
-      <w:r>
-        <w:rPr>
-          <w:b/>
-          <w:bCs/>
-        </w:rPr>
-        <w:t>try-with-resources</w:t>
-      </w:r>
-    </w:p>
-    <w:p>
-      <w:r>
-        <w:t>(</w:t>
-      </w:r>
-      <w:proofErr w:type="spellStart"/>
-      <w:r>
-        <w:t>AutoCloseable</w:t>
-      </w:r>
-      <w:proofErr w:type="spellEnd"/>
-      <w:r>
-        <w:t xml:space="preserve"> + Resource Safety + Enterprise Usage)</w:t>
-      </w:r>
-    </w:p>
-    <w:p>
-      <w:r>
-        <w:pict w14:anchorId="5B646DEF">
-          <v:rect id="_x0000_i1164" style="width:0;height:1.5pt" o:hralign="center" o:hrstd="t" o:hr="t" fillcolor="#a0a0a0" stroked="f"/>
-        </w:pict>
-      </w:r>
-    </w:p>
-    <w:p>
-      <w:pPr>
-        <w:rPr>
-          <w:b/>
-          <w:bCs/>
-        </w:rPr>
-      </w:pPr>
-      <w:r>
-        <w:rPr>
-          <w:b/>
-          <w:bCs/>
-        </w:rPr>
-        <w:t>1. Problem Before Java 7</w:t>
-      </w:r>
-    </w:p>
-    <w:p>
-      <w:r>
-        <w:t>Before Java 7, resources like:</w:t>
-      </w:r>
-    </w:p>
-    <w:p>
-      <w:proofErr w:type="spellStart"/>
-      <w:r>
-        <w:t>FileReader</w:t>
-      </w:r>
-      <w:proofErr w:type="spellEnd"/>
-      <w:r>
-        <w:br/>
-      </w:r>
-      <w:proofErr w:type="spellStart"/>
-      <w:r>
-        <w:t>BufferedReader</w:t>
-      </w:r>
-      <w:proofErr w:type="spellEnd"/>
-      <w:r>
-        <w:br/>
-        <w:t>Connection</w:t>
-      </w:r>
-      <w:r>
-        <w:br/>
-        <w:t>Socket</w:t>
-      </w:r>
-    </w:p>
-    <w:p>
-      <w:r>
-        <w:t>Had to be closed manually in finally block.</w:t>
-      </w:r>
-    </w:p>
-    <w:p>
-      <w:r>
-        <w:t>Example (Old Style)</w:t>
-      </w:r>
-    </w:p>
-    <w:p>
-      <w:r>
-        <w:t xml:space="preserve">import </w:t>
-      </w:r>
-      <w:proofErr w:type="spellStart"/>
-      <w:r>
-        <w:t>java.io.FileReader</w:t>
-      </w:r>
-      <w:proofErr w:type="spellEnd"/>
-      <w:r>
-        <w:t>;</w:t>
-      </w:r>
-      <w:r>
-        <w:br/>
-        <w:t xml:space="preserve">import </w:t>
-      </w:r>
-      <w:proofErr w:type="spellStart"/>
-      <w:r>
-        <w:t>java.io.IOException</w:t>
-      </w:r>
-      <w:proofErr w:type="spellEnd"/>
-      <w:r>
-        <w:t>;</w:t>
-      </w:r>
-      <w:r>
-        <w:br/>
-      </w:r>
-      <w:r>
-        <w:br/>
-        <w:t xml:space="preserve">public class </w:t>
-      </w:r>
-      <w:proofErr w:type="spellStart"/>
-      <w:r>
-        <w:t>OldStyle</w:t>
-      </w:r>
-      <w:proofErr w:type="spellEnd"/>
-      <w:r>
-        <w:t xml:space="preserve"> {</w:t>
-      </w:r>
-      <w:r>
-        <w:br/>
-      </w:r>
-      <w:r>
-        <w:br/>
-        <w:t xml:space="preserve">    public static void main(String[] </w:t>
-      </w:r>
-      <w:proofErr w:type="spellStart"/>
-      <w:r>
-        <w:t>args</w:t>
-      </w:r>
-      <w:proofErr w:type="spellEnd"/>
-      <w:r>
-        <w:t>) {</w:t>
-      </w:r>
-      <w:r>
-        <w:br/>
-      </w:r>
-      <w:r>
-        <w:br/>
-        <w:t xml:space="preserve">        </w:t>
-      </w:r>
-      <w:proofErr w:type="spellStart"/>
-      <w:r>
-        <w:t>FileReader</w:t>
-      </w:r>
-      <w:proofErr w:type="spellEnd"/>
-      <w:r>
-        <w:t xml:space="preserve"> reader = null;</w:t>
-      </w:r>
-      <w:r>
-        <w:br/>
-      </w:r>
-      <w:r>
-        <w:br/>
-        <w:t xml:space="preserve">        try {</w:t>
-      </w:r>
-      <w:r>
-        <w:br/>
-        <w:t xml:space="preserve">            reader = new </w:t>
-      </w:r>
-      <w:proofErr w:type="spellStart"/>
-      <w:r>
-        <w:t>FileReader</w:t>
-      </w:r>
-      <w:proofErr w:type="spellEnd"/>
-      <w:r>
-        <w:t>("data.txt");</w:t>
-      </w:r>
-      <w:r>
-        <w:br/>
-        <w:t xml:space="preserve">        }</w:t>
-      </w:r>
-      <w:r>
-        <w:br/>
-      </w:r>
-      <w:r>
-        <w:lastRenderedPageBreak/>
-        <w:t xml:space="preserve">        catch (</w:t>
-      </w:r>
-      <w:proofErr w:type="spellStart"/>
-      <w:r>
-        <w:t>IOException</w:t>
-      </w:r>
-      <w:proofErr w:type="spellEnd"/>
-      <w:r>
-        <w:t xml:space="preserve"> e) {</w:t>
-      </w:r>
-      <w:r>
-        <w:br/>
-        <w:t xml:space="preserve">            </w:t>
-      </w:r>
-      <w:proofErr w:type="spellStart"/>
-      <w:r>
-        <w:t>System.out.println</w:t>
-      </w:r>
-      <w:proofErr w:type="spellEnd"/>
-      <w:r>
-        <w:t>("Error reading file");</w:t>
-      </w:r>
-      <w:r>
-        <w:br/>
-        <w:t xml:space="preserve">        }</w:t>
-      </w:r>
-      <w:r>
-        <w:br/>
-        <w:t xml:space="preserve">        finally {</w:t>
-      </w:r>
-      <w:r>
-        <w:br/>
-        <w:t xml:space="preserve">            try {</w:t>
-      </w:r>
-      <w:r>
-        <w:br/>
-        <w:t xml:space="preserve">                if (reader != null) {</w:t>
-      </w:r>
-      <w:r>
-        <w:br/>
-        <w:t xml:space="preserve">                    </w:t>
-      </w:r>
-      <w:proofErr w:type="spellStart"/>
-      <w:r>
-        <w:t>reader.close</w:t>
-      </w:r>
-      <w:proofErr w:type="spellEnd"/>
-      <w:r>
-        <w:t>();</w:t>
-      </w:r>
-      <w:r>
-        <w:br/>
-        <w:t xml:space="preserve">                }</w:t>
-      </w:r>
-      <w:r>
-        <w:br/>
-        <w:t xml:space="preserve">            }</w:t>
-      </w:r>
-      <w:r>
-        <w:br/>
-        <w:t xml:space="preserve">            catch (</w:t>
-      </w:r>
-      <w:proofErr w:type="spellStart"/>
-      <w:r>
-        <w:t>IOException</w:t>
-      </w:r>
-      <w:proofErr w:type="spellEnd"/>
-      <w:r>
-        <w:t xml:space="preserve"> e) {</w:t>
-      </w:r>
-      <w:r>
-        <w:br/>
-        <w:t xml:space="preserve">                </w:t>
-      </w:r>
-      <w:proofErr w:type="spellStart"/>
-      <w:r>
-        <w:t>System.out.println</w:t>
-      </w:r>
-      <w:proofErr w:type="spellEnd"/>
-      <w:r>
-        <w:t>("Error closing file");</w:t>
-      </w:r>
-      <w:r>
-        <w:br/>
-        <w:t xml:space="preserve">            }</w:t>
-      </w:r>
-      <w:r>
-        <w:br/>
-        <w:t xml:space="preserve">        }</w:t>
-      </w:r>
-      <w:r>
-        <w:br/>
-        <w:t xml:space="preserve">    }</w:t>
-      </w:r>
       <w:r>
         <w:br/>
         <w:t>}</w:t>
@@ -14596,37 +14627,37 @@
     </w:p>
     <w:p>
       <w:r>
+        <w:t xml:space="preserve">import </w:t>
+      </w:r>
+      <w:proofErr w:type="spellStart"/>
+      <w:proofErr w:type="gramStart"/>
+      <w:r>
+        <w:t>java.io.FileReader</w:t>
+      </w:r>
+      <w:proofErr w:type="spellEnd"/>
+      <w:proofErr w:type="gramEnd"/>
+      <w:r>
+        <w:t>;</w:t>
+      </w:r>
+      <w:r>
+        <w:br/>
+        <w:t xml:space="preserve">import </w:t>
+      </w:r>
+      <w:proofErr w:type="spellStart"/>
+      <w:proofErr w:type="gramStart"/>
+      <w:r>
+        <w:t>java.io.IOException</w:t>
+      </w:r>
+      <w:proofErr w:type="spellEnd"/>
+      <w:proofErr w:type="gramEnd"/>
+      <w:r>
+        <w:t>;</w:t>
+      </w:r>
+      <w:r>
+        <w:br/>
+      </w:r>
+      <w:r>
         <w:lastRenderedPageBreak/>
-        <w:t xml:space="preserve">import </w:t>
-      </w:r>
-      <w:proofErr w:type="spellStart"/>
-      <w:proofErr w:type="gramStart"/>
-      <w:r>
-        <w:t>java.io.FileReader</w:t>
-      </w:r>
-      <w:proofErr w:type="spellEnd"/>
-      <w:proofErr w:type="gramEnd"/>
-      <w:r>
-        <w:t>;</w:t>
-      </w:r>
-      <w:r>
-        <w:br/>
-        <w:t xml:space="preserve">import </w:t>
-      </w:r>
-      <w:proofErr w:type="spellStart"/>
-      <w:proofErr w:type="gramStart"/>
-      <w:r>
-        <w:t>java.io.IOException</w:t>
-      </w:r>
-      <w:proofErr w:type="spellEnd"/>
-      <w:proofErr w:type="gramEnd"/>
-      <w:r>
-        <w:t>;</w:t>
-      </w:r>
-      <w:r>
-        <w:br/>
-      </w:r>
-      <w:r>
         <w:br/>
         <w:t xml:space="preserve">public class </w:t>
       </w:r>
@@ -14865,15 +14896,27 @@
     </w:p>
     <w:p>
       <w:r>
+        <w:rPr>
+          <w:highlight w:val="yellow"/>
+        </w:rPr>
         <w:t xml:space="preserve">Any class implementing </w:t>
       </w:r>
       <w:proofErr w:type="spellStart"/>
       <w:r>
+        <w:rPr>
+          <w:highlight w:val="yellow"/>
+        </w:rPr>
         <w:t>AutoCloseable</w:t>
       </w:r>
       <w:proofErr w:type="spellEnd"/>
       <w:r>
-        <w:t xml:space="preserve"> can be used in try-with-resources.</w:t>
+        <w:rPr>
+          <w:highlight w:val="yellow"/>
+        </w:rPr>
+        <w:t xml:space="preserve"> can be used in try-with-resources</w:t>
+      </w:r>
+      <w:r>
+        <w:t>.</w:t>
       </w:r>
     </w:p>
     <w:p>
@@ -14941,12 +14984,14 @@
         <w:br/>
       </w:r>
       <w:r>
+        <w:br/>
+        <w:t xml:space="preserve">    @Override</w:t>
+      </w:r>
+      <w:r>
+        <w:br/>
+      </w:r>
+      <w:r>
         <w:lastRenderedPageBreak/>
-        <w:br/>
-        <w:t xml:space="preserve">    @Override</w:t>
-      </w:r>
-      <w:r>
-        <w:br/>
         <w:t xml:space="preserve">    public void </w:t>
       </w:r>
       <w:proofErr w:type="gramStart"/>
@@ -15279,13 +15324,13 @@
       </w:r>
       <w:r>
         <w:br/>
+        <w:t xml:space="preserve">        }</w:t>
+      </w:r>
+      <w:r>
+        <w:br/>
       </w:r>
       <w:r>
         <w:lastRenderedPageBreak/>
-        <w:t xml:space="preserve">        }</w:t>
-      </w:r>
-      <w:r>
-        <w:br/>
         <w:t xml:space="preserve">    }</w:t>
       </w:r>
       <w:r>
@@ -15332,6 +15377,9 @@
     </w:p>
     <w:p>
       <w:r>
+        <w:rPr>
+          <w:highlight w:val="yellow"/>
+        </w:rPr>
         <w:t>try (</w:t>
       </w:r>
       <w:proofErr w:type="spellStart"/>
@@ -15392,7 +15440,16 @@
       </w:r>
       <w:proofErr w:type="spellEnd"/>
       <w:r>
-        <w:t>)) {</w:t>
+        <w:t>)</w:t>
+      </w:r>
+      <w:r>
+        <w:rPr>
+          <w:highlight w:val="yellow"/>
+        </w:rPr>
+        <w:t>)</w:t>
+      </w:r>
+      <w:r>
+        <w:t xml:space="preserve"> {</w:t>
       </w:r>
       <w:r>
         <w:br/>
@@ -17579,14 +17636,23 @@
       </w:r>
       <w:proofErr w:type="spellStart"/>
       <w:r>
+        <w:rPr>
+          <w:highlight w:val="yellow"/>
+        </w:rPr>
         <w:t>BusinessException</w:t>
       </w:r>
       <w:proofErr w:type="spellEnd"/>
       <w:r>
+        <w:rPr>
+          <w:highlight w:val="yellow"/>
+        </w:rPr>
         <w:t xml:space="preserve"> extends </w:t>
       </w:r>
       <w:proofErr w:type="spellStart"/>
       <w:r>
+        <w:rPr>
+          <w:highlight w:val="yellow"/>
+        </w:rPr>
         <w:t>ApplicationException</w:t>
       </w:r>
       <w:proofErr w:type="spellEnd"/>
@@ -17659,14 +17725,23 @@
       </w:r>
       <w:proofErr w:type="spellStart"/>
       <w:r>
+        <w:rPr>
+          <w:highlight w:val="yellow"/>
+        </w:rPr>
         <w:t>InsufficientFundsException</w:t>
       </w:r>
       <w:proofErr w:type="spellEnd"/>
       <w:r>
+        <w:rPr>
+          <w:highlight w:val="yellow"/>
+        </w:rPr>
         <w:t xml:space="preserve"> extends </w:t>
       </w:r>
       <w:proofErr w:type="spellStart"/>
       <w:r>
+        <w:rPr>
+          <w:highlight w:val="yellow"/>
+        </w:rPr>
         <w:t>BusinessException</w:t>
       </w:r>
       <w:proofErr w:type="spellEnd"/>
@@ -17795,6 +17870,9 @@
         <w:br/>
         <w:t xml:space="preserve">→ </w:t>
       </w:r>
+      <w:r>
+        <w:tab/>
+      </w:r>
       <w:proofErr w:type="spellStart"/>
       <w:r>
         <w:t>BusinessException</w:t>
@@ -17802,7 +17880,16 @@
       <w:proofErr w:type="spellEnd"/>
       <w:r>
         <w:br/>
-        <w:t>→ Specific Exceptions</w:t>
+        <w:t xml:space="preserve">→ </w:t>
+      </w:r>
+      <w:r>
+        <w:tab/>
+      </w:r>
+      <w:r>
+        <w:tab/>
+      </w:r>
+      <w:r>
+        <w:t>Specific Exceptions</w:t>
       </w:r>
     </w:p>
     <w:p>
@@ -18300,51 +18387,103 @@
       </w:r>
     </w:p>
     <w:p>
-      <w:proofErr w:type="spellStart"/>
-      <w:r>
+      <w:pPr>
+        <w:rPr>
+          <w:highlight w:val="yellow"/>
+        </w:rPr>
+      </w:pPr>
+      <w:r>
+        <w:rPr>
+          <w:highlight w:val="yellow"/>
+        </w:rPr>
+        <w:t xml:space="preserve">Exception </w:t>
+      </w:r>
+    </w:p>
+    <w:p>
+      <w:proofErr w:type="spellStart"/>
+      <w:r>
+        <w:rPr>
+          <w:highlight w:val="yellow"/>
+        </w:rPr>
         <w:t>RuntimeException</w:t>
       </w:r>
       <w:proofErr w:type="spellEnd"/>
       <w:r>
+        <w:rPr>
+          <w:highlight w:val="yellow"/>
+        </w:rPr>
         <w:br/>
         <w:t xml:space="preserve">→ </w:t>
       </w:r>
       <w:proofErr w:type="spellStart"/>
       <w:r>
+        <w:rPr>
+          <w:highlight w:val="yellow"/>
+        </w:rPr>
         <w:t>ApplicationException</w:t>
       </w:r>
       <w:proofErr w:type="spellEnd"/>
       <w:r>
-        <w:br/>
-      </w:r>
-      <w:r>
+        <w:rPr>
+          <w:highlight w:val="yellow"/>
+        </w:rPr>
+        <w:br/>
+      </w:r>
+      <w:r>
+        <w:rPr>
+          <w:highlight w:val="yellow"/>
+        </w:rPr>
         <w:t> </w:t>
       </w:r>
       <w:r>
+        <w:rPr>
+          <w:highlight w:val="yellow"/>
+        </w:rPr>
         <w:t> </w:t>
       </w:r>
       <w:r>
+        <w:rPr>
+          <w:highlight w:val="yellow"/>
+        </w:rPr>
         <w:t xml:space="preserve">→ </w:t>
       </w:r>
       <w:proofErr w:type="spellStart"/>
       <w:r>
+        <w:rPr>
+          <w:highlight w:val="yellow"/>
+        </w:rPr>
         <w:t>TechnicalException</w:t>
       </w:r>
       <w:proofErr w:type="spellEnd"/>
       <w:r>
-        <w:br/>
-      </w:r>
-      <w:r>
+        <w:rPr>
+          <w:highlight w:val="yellow"/>
+        </w:rPr>
+        <w:br/>
+      </w:r>
+      <w:r>
+        <w:rPr>
+          <w:highlight w:val="yellow"/>
+        </w:rPr>
         <w:t> </w:t>
       </w:r>
       <w:r>
+        <w:rPr>
+          <w:highlight w:val="yellow"/>
+        </w:rPr>
         <w:t> </w:t>
       </w:r>
       <w:r>
+        <w:rPr>
+          <w:highlight w:val="yellow"/>
+        </w:rPr>
         <w:t xml:space="preserve">→ </w:t>
       </w:r>
       <w:proofErr w:type="spellStart"/>
       <w:r>
+        <w:rPr>
+          <w:highlight w:val="yellow"/>
+        </w:rPr>
         <w:t>BusinessException</w:t>
       </w:r>
       <w:proofErr w:type="spellEnd"/>
@@ -18717,6 +18856,24 @@
     </w:p>
     <w:p>
       <w:r>
+        <w:t xml:space="preserve">throw new </w:t>
+      </w:r>
+      <w:proofErr w:type="spellStart"/>
+      <w:proofErr w:type="gramStart"/>
+      <w:r>
+        <w:t>ApplicationException</w:t>
+      </w:r>
+      <w:proofErr w:type="spellEnd"/>
+      <w:r>
+        <w:t>(</w:t>
+      </w:r>
+      <w:proofErr w:type="gramEnd"/>
+      <w:r>
+        <w:t>);</w:t>
+      </w:r>
+    </w:p>
+    <w:p>
+      <w:r>
         <w:t>Prevents direct instantiation.</w:t>
       </w:r>
     </w:p>
@@ -18860,13 +19017,13 @@
       </w:r>
       <w:r>
         <w:br/>
+      </w:r>
+      <w:r>
+        <w:lastRenderedPageBreak/>
         <w:t>Add error codes for APIs</w:t>
       </w:r>
       <w:r>
         <w:br/>
-      </w:r>
-      <w:r>
-        <w:lastRenderedPageBreak/>
         <w:t>Supports centralized handling</w:t>
       </w:r>
       <w:r>
@@ -19406,6 +19563,9 @@
     </w:p>
     <w:p>
       <w:r>
+        <w:rPr>
+          <w:highlight w:val="yellow"/>
+        </w:rPr>
         <w:t>@RestControllerAdvice</w:t>
       </w:r>
       <w:r>
@@ -19425,14 +19585,26 @@
       </w:r>
       <w:r>
         <w:br/>
-        <w:t xml:space="preserve">    @</w:t>
-      </w:r>
-      <w:proofErr w:type="gramStart"/>
-      <w:r>
+        <w:t xml:space="preserve">    </w:t>
+      </w:r>
+      <w:r>
+        <w:rPr>
+          <w:highlight w:val="yellow"/>
+        </w:rPr>
+        <w:t>@</w:t>
+      </w:r>
+      <w:proofErr w:type="gramStart"/>
+      <w:r>
+        <w:rPr>
+          <w:highlight w:val="yellow"/>
+        </w:rPr>
         <w:t>ExceptionHandler(</w:t>
       </w:r>
       <w:proofErr w:type="gramEnd"/>
       <w:r>
+        <w:rPr>
+          <w:highlight w:val="yellow"/>
+        </w:rPr>
         <w:t>ApplicationException.class)</w:t>
       </w:r>
       <w:r>
@@ -19712,6 +19884,9 @@
     </w:p>
     <w:p>
       <w:r>
+        <w:rPr>
+          <w:highlight w:val="yellow"/>
+        </w:rPr>
         <w:t>Global Handler</w:t>
       </w:r>
       <w:r>
@@ -19777,14 +19952,23 @@
     </w:p>
     <w:p>
       <w:r>
+        <w:rPr>
+          <w:highlight w:val="yellow"/>
+        </w:rPr>
         <w:t>@</w:t>
       </w:r>
       <w:proofErr w:type="gramStart"/>
       <w:r>
+        <w:rPr>
+          <w:highlight w:val="yellow"/>
+        </w:rPr>
         <w:t>ExceptionHandler(</w:t>
       </w:r>
       <w:proofErr w:type="gramEnd"/>
       <w:r>
+        <w:rPr>
+          <w:highlight w:val="yellow"/>
+        </w:rPr>
         <w:t>Exception.class)</w:t>
       </w:r>
       <w:r>
@@ -25222,6 +25406,7 @@
   <w:style w:type="character" w:default="1" w:styleId="DefaultParagraphFont">
     <w:name w:val="Default Paragraph Font"/>
     <w:uiPriority w:val="1"/>
+    <w:semiHidden/>
     <w:unhideWhenUsed/>
   </w:style>
   <w:style w:type="table" w:default="1" w:styleId="TableNormal">
